--- a/Defensa/Cholesky_Investigacion_Integral.docx
+++ b/Defensa/Cholesky_Investigacion_Integral.docx
@@ -3017,15 +3017,25 @@
             <w:ind w:left="393" w:hanging="346"/>
           </w:pPr>
           <w:hyperlink w:anchor="_bookmark16" w:history="1">
+            <w:proofErr w:type="spellStart"/>
             <w:r>
               <w:rPr>
                 <w:color w:val="163B4F"/>
                 <w:spacing w:val="-2"/>
                 <w:w w:val="120"/>
               </w:rPr>
-              <w:t>Conclusiones</w:t>
-            </w:r>
+              <w:t>Evaluacion</w:t>
+            </w:r>
+            <w:proofErr w:type="spellEnd"/>
           </w:hyperlink>
+          <w:r>
+            <w:rPr>
+              <w:color w:val="163B4F"/>
+              <w:spacing w:val="-2"/>
+              <w:w w:val="120"/>
+            </w:rPr>
+            <w:t xml:space="preserve"> en una segunda computadora</w:t>
+          </w:r>
           <w:r>
             <w:rPr>
               <w:color w:val="163B4F"/>
@@ -3039,7 +3049,7 @@
                 <w:spacing w:val="-5"/>
                 <w:w w:val="120"/>
               </w:rPr>
-              <w:t>27</w:t>
+              <w:t>28</w:t>
             </w:r>
           </w:hyperlink>
         </w:p>
@@ -3056,62 +3066,26 @@
             </w:tabs>
             <w:ind w:left="393" w:hanging="346"/>
           </w:pPr>
-          <w:hyperlink w:anchor="_bookmark17" w:history="1">
-            <w:r>
-              <w:rPr>
-                <w:color w:val="163B4F"/>
-                <w:w w:val="110"/>
-              </w:rPr>
-              <w:t>Continuación</w:t>
-            </w:r>
-            <w:r>
-              <w:rPr>
-                <w:color w:val="163B4F"/>
-                <w:spacing w:val="16"/>
-                <w:w w:val="110"/>
-              </w:rPr>
-              <w:t xml:space="preserve"> </w:t>
-            </w:r>
-            <w:r>
-              <w:rPr>
-                <w:color w:val="163B4F"/>
-                <w:w w:val="110"/>
-              </w:rPr>
-              <w:t>técnica</w:t>
-            </w:r>
-            <w:r>
-              <w:rPr>
-                <w:color w:val="163B4F"/>
-                <w:spacing w:val="16"/>
-                <w:w w:val="110"/>
-              </w:rPr>
-              <w:t xml:space="preserve"> </w:t>
-            </w:r>
-            <w:r>
-              <w:rPr>
-                <w:color w:val="163B4F"/>
-                <w:spacing w:val="-2"/>
-                <w:w w:val="110"/>
-              </w:rPr>
-              <w:t>razonable</w:t>
-            </w:r>
-          </w:hyperlink>
+          <w:proofErr w:type="spellStart"/>
+          <w:r>
+            <w:rPr>
+              <w:color w:val="163B4F"/>
+            </w:rPr>
+            <w:t>Conclusion</w:t>
+          </w:r>
+          <w:proofErr w:type="spellEnd"/>
+          <w:r>
+            <w:rPr>
+              <w:color w:val="163B4F"/>
+            </w:rPr>
+            <w:t xml:space="preserve">                                                                                                                                                           29</w:t>
+          </w:r>
           <w:r>
             <w:rPr>
               <w:color w:val="163B4F"/>
             </w:rPr>
             <w:tab/>
           </w:r>
-          <w:hyperlink w:anchor="_bookmark17" w:history="1">
-            <w:r>
-              <w:rPr>
-                <w:color w:val="163B4F"/>
-                <w:spacing w:val="-5"/>
-                <w:w w:val="115"/>
-              </w:rPr>
-              <w:t>28</w:t>
-            </w:r>
-          </w:hyperlink>
         </w:p>
         <w:p>
           <w:pPr>
@@ -3130,75 +3104,30 @@
             <w:r>
               <w:rPr>
                 <w:color w:val="163B4F"/>
-                <w:w w:val="115"/>
-              </w:rPr>
-              <w:t>Guía</w:t>
+                <w:w w:val="110"/>
+              </w:rPr>
+              <w:t>Continuación</w:t>
             </w:r>
             <w:r>
               <w:rPr>
                 <w:color w:val="163B4F"/>
-                <w:spacing w:val="-15"/>
-                <w:w w:val="115"/>
+                <w:spacing w:val="16"/>
+                <w:w w:val="110"/>
               </w:rPr>
               <w:t xml:space="preserve"> </w:t>
             </w:r>
             <w:r>
               <w:rPr>
                 <w:color w:val="163B4F"/>
-                <w:w w:val="115"/>
-              </w:rPr>
-              <w:t>de</w:t>
+                <w:w w:val="110"/>
+              </w:rPr>
+              <w:t>técnica</w:t>
             </w:r>
             <w:r>
               <w:rPr>
                 <w:color w:val="163B4F"/>
-                <w:spacing w:val="-14"/>
-                <w:w w:val="115"/>
-              </w:rPr>
-              <w:t xml:space="preserve"> </w:t>
-            </w:r>
-            <w:r>
-              <w:rPr>
-                <w:color w:val="163B4F"/>
-                <w:w w:val="115"/>
-              </w:rPr>
-              <w:t>lectura</w:t>
-            </w:r>
-            <w:r>
-              <w:rPr>
-                <w:color w:val="163B4F"/>
-                <w:spacing w:val="-14"/>
-                <w:w w:val="115"/>
-              </w:rPr>
-              <w:t xml:space="preserve"> </w:t>
-            </w:r>
-            <w:r>
-              <w:rPr>
-                <w:color w:val="163B4F"/>
-                <w:w w:val="115"/>
-              </w:rPr>
-              <w:t>de</w:t>
-            </w:r>
-            <w:r>
-              <w:rPr>
-                <w:color w:val="163B4F"/>
-                <w:spacing w:val="-14"/>
-                <w:w w:val="115"/>
-              </w:rPr>
-              <w:t xml:space="preserve"> </w:t>
-            </w:r>
-            <w:r>
-              <w:rPr>
-                <w:color w:val="163B4F"/>
-                <w:w w:val="115"/>
-              </w:rPr>
-              <w:t>la</w:t>
-            </w:r>
-            <w:r>
-              <w:rPr>
-                <w:color w:val="163B4F"/>
-                <w:spacing w:val="-14"/>
-                <w:w w:val="115"/>
+                <w:spacing w:val="16"/>
+                <w:w w:val="110"/>
               </w:rPr>
               <w:t xml:space="preserve"> </w:t>
             </w:r>
@@ -3206,9 +3135,9 @@
               <w:rPr>
                 <w:color w:val="163B4F"/>
                 <w:spacing w:val="-2"/>
-                <w:w w:val="115"/>
-              </w:rPr>
-              <w:t>entrega</w:t>
+                <w:w w:val="110"/>
+              </w:rPr>
+              <w:t>razonable</w:t>
             </w:r>
           </w:hyperlink>
           <w:r>
@@ -3224,117 +3153,7 @@
                 <w:spacing w:val="-5"/>
                 <w:w w:val="115"/>
               </w:rPr>
-              <w:t>28</w:t>
-            </w:r>
-          </w:hyperlink>
-        </w:p>
-        <w:p>
-          <w:pPr>
-            <w:pStyle w:val="TDC1"/>
-            <w:tabs>
-              <w:tab w:val="right" w:pos="9873"/>
-            </w:tabs>
-            <w:ind w:left="47" w:firstLine="0"/>
-          </w:pPr>
-          <w:hyperlink w:anchor="_bookmark18" w:history="1">
-            <w:r>
-              <w:rPr>
-                <w:color w:val="163B4F"/>
-                <w:w w:val="115"/>
-              </w:rPr>
-              <w:t>Anexo</w:t>
-            </w:r>
-            <w:r>
-              <w:rPr>
-                <w:color w:val="163B4F"/>
-                <w:spacing w:val="-14"/>
-                <w:w w:val="115"/>
-              </w:rPr>
-              <w:t xml:space="preserve"> </w:t>
-            </w:r>
-            <w:r>
-              <w:rPr>
-                <w:color w:val="163B4F"/>
-                <w:w w:val="115"/>
-              </w:rPr>
-              <w:t>A.</w:t>
-            </w:r>
-            <w:r>
-              <w:rPr>
-                <w:color w:val="163B4F"/>
-                <w:spacing w:val="-13"/>
-                <w:w w:val="115"/>
-              </w:rPr>
-              <w:t xml:space="preserve"> </w:t>
-            </w:r>
-            <w:r>
-              <w:rPr>
-                <w:color w:val="163B4F"/>
-                <w:w w:val="115"/>
-              </w:rPr>
-              <w:t>Reconstrucción</w:t>
-            </w:r>
-            <w:r>
-              <w:rPr>
-                <w:color w:val="163B4F"/>
-                <w:spacing w:val="-13"/>
-                <w:w w:val="115"/>
-              </w:rPr>
-              <w:t xml:space="preserve"> </w:t>
-            </w:r>
-            <w:r>
-              <w:rPr>
-                <w:color w:val="163B4F"/>
-                <w:w w:val="115"/>
-              </w:rPr>
-              <w:t>histórica</w:t>
-            </w:r>
-            <w:r>
-              <w:rPr>
-                <w:color w:val="163B4F"/>
-                <w:spacing w:val="-13"/>
-                <w:w w:val="115"/>
-              </w:rPr>
-              <w:t xml:space="preserve"> </w:t>
-            </w:r>
-            <w:r>
-              <w:rPr>
-                <w:color w:val="163B4F"/>
-                <w:w w:val="115"/>
-              </w:rPr>
-              <w:t>y</w:t>
-            </w:r>
-            <w:r>
-              <w:rPr>
-                <w:color w:val="163B4F"/>
-                <w:spacing w:val="-13"/>
-                <w:w w:val="115"/>
-              </w:rPr>
-              <w:t xml:space="preserve"> </w:t>
-            </w:r>
-            <w:r>
-              <w:rPr>
-                <w:color w:val="163B4F"/>
-                <w:spacing w:val="-2"/>
-                <w:w w:val="115"/>
-              </w:rPr>
-              <w:t>procedencia</w:t>
-            </w:r>
-          </w:hyperlink>
-          <w:r>
-            <w:rPr>
-              <w:color w:val="163B4F"/>
-            </w:rPr>
-            <w:tab/>
-          </w:r>
-          <w:hyperlink w:anchor="_bookmark18" w:history="1">
-            <w:r>
-              <w:rPr>
-                <w:color w:val="163B4F"/>
-                <w:spacing w:val="-5"/>
-                <w:w w:val="115"/>
-              </w:rPr>
-              <w:t>29</w:t>
+              <w:t>30</w:t>
             </w:r>
           </w:hyperlink>
         </w:p>
@@ -3425,7 +3244,7 @@
         <mc:AlternateContent>
           <mc:Choice Requires="wpg">
             <w:drawing>
-              <wp:anchor distT="0" distB="0" distL="0" distR="0" simplePos="0" relativeHeight="487587840" behindDoc="1" locked="0" layoutInCell="1" allowOverlap="1" wp14:anchorId="2B1F54C4" wp14:editId="6C039A46">
+              <wp:anchor distT="0" distB="0" distL="0" distR="0" simplePos="0" relativeHeight="487587840" behindDoc="1" locked="0" layoutInCell="1" allowOverlap="1" wp14:anchorId="51D44835" wp14:editId="57E2FCC2">
                 <wp:simplePos x="0" y="0"/>
                 <wp:positionH relativeFrom="page">
                   <wp:posOffset>657225</wp:posOffset>
@@ -3958,7 +3777,25 @@
                                   <w:sz w:val="20"/>
                                   <w:szCs w:val="20"/>
                                 </w:rPr>
-                                <w:t xml:space="preserve"> external_s.</w:t>
+                                <w:t xml:space="preserve"> </w:t>
+                              </w:r>
+                              <w:proofErr w:type="spellStart"/>
+                              <w:r>
+                                <w:rPr>
+                                  <w:w w:val="115"/>
+                                  <w:sz w:val="20"/>
+                                  <w:szCs w:val="20"/>
+                                </w:rPr>
+                                <w:t>external_s</w:t>
+                              </w:r>
+                              <w:proofErr w:type="spellEnd"/>
+                              <w:r>
+                                <w:rPr>
+                                  <w:w w:val="115"/>
+                                  <w:sz w:val="20"/>
+                                  <w:szCs w:val="20"/>
+                                </w:rPr>
+                                <w:t>.</w:t>
                               </w:r>
                             </w:p>
                           </w:txbxContent>
@@ -3989,6 +3826,7 @@
                                   <w:szCs w:val="20"/>
                                 </w:rPr>
                               </w:pPr>
+                              <w:proofErr w:type="spellStart"/>
                               <w:r>
                                 <w:rPr>
                                   <w:b/>
@@ -3998,6 +3836,7 @@
                                 </w:rPr>
                                 <w:t>Strong</w:t>
                               </w:r>
+                              <w:proofErr w:type="spellEnd"/>
                               <w:r>
                                 <w:rPr>
                                   <w:b/>
@@ -4008,6 +3847,7 @@
                                 </w:rPr>
                                 <w:t xml:space="preserve"> </w:t>
                               </w:r>
+                              <w:proofErr w:type="spellStart"/>
                               <w:r>
                                 <w:rPr>
                                   <w:b/>
@@ -4017,6 +3857,7 @@
                                 </w:rPr>
                                 <w:t>scaling</w:t>
                               </w:r>
+                              <w:proofErr w:type="spellEnd"/>
                               <w:r>
                                 <w:rPr>
                                   <w:b/>
@@ -4118,6 +3959,7 @@
                                 </w:rPr>
                                 <w:t xml:space="preserve"> </w:t>
                               </w:r>
+                              <w:proofErr w:type="spellStart"/>
                               <w:r>
                                 <w:rPr>
                                   <w:w w:val="120"/>
@@ -4126,6 +3968,7 @@
                                 </w:rPr>
                                 <w:t>factor_s</w:t>
                               </w:r>
+                              <w:proofErr w:type="spellEnd"/>
                               <w:r>
                                 <w:rPr>
                                   <w:spacing w:val="-14"/>
@@ -4339,6 +4182,7 @@
                                 </w:rPr>
                                 <w:t xml:space="preserve"> </w:t>
                               </w:r>
+                              <w:proofErr w:type="spellStart"/>
                               <w:r>
                                 <w:rPr>
                                   <w:spacing w:val="-2"/>
@@ -4348,6 +4192,7 @@
                                 </w:rPr>
                                 <w:t>speedup</w:t>
                               </w:r>
+                              <w:proofErr w:type="spellEnd"/>
                             </w:p>
                             <w:p>
                               <w:pPr>
@@ -4862,6 +4707,7 @@
                                 </w:rPr>
                                 <w:t xml:space="preserve"> </w:t>
                               </w:r>
+                              <w:proofErr w:type="spellStart"/>
                               <w:r>
                                 <w:rPr>
                                   <w:spacing w:val="-2"/>
@@ -4871,6 +4717,7 @@
                                 </w:rPr>
                                 <w:t>application_s</w:t>
                               </w:r>
+                              <w:proofErr w:type="spellEnd"/>
                             </w:p>
                             <w:p>
                               <w:pPr>
@@ -5217,13 +5064,23 @@
                                 </w:rPr>
                                 <w:t xml:space="preserve"> </w:t>
                               </w:r>
+                              <w:proofErr w:type="spellStart"/>
                               <w:r>
                                 <w:rPr>
                                   <w:w w:val="115"/>
                                   <w:sz w:val="20"/>
                                   <w:szCs w:val="20"/>
                                 </w:rPr>
-                                <w:t xml:space="preserve">factor_s, MPI P=6 tarda 8,58 veces LAPACK de un hilo para N=6144 y 6,25 </w:t>
+                                <w:t>factor_s</w:t>
+                              </w:r>
+                              <w:proofErr w:type="spellEnd"/>
+                              <w:r>
+                                <w:rPr>
+                                  <w:w w:val="115"/>
+                                  <w:sz w:val="20"/>
+                                  <w:szCs w:val="20"/>
+                                </w:rPr>
+                                <w:t xml:space="preserve">, MPI P=6 tarda 8,58 veces LAPACK de un hilo para N=6144 y 6,25 </w:t>
                               </w:r>
                               <w:r>
                                 <w:rPr>
@@ -5495,7 +5352,7 @@
           </mc:Choice>
           <mc:Fallback>
             <w:pict>
-              <v:group w14:anchorId="2B1F54C4" id="Group 5" o:spid="_x0000_s1026" style="position:absolute;margin-left:51.75pt;margin-top:7.15pt;width:491.3pt;height:175pt;z-index:-15728640;mso-wrap-distance-left:0;mso-wrap-distance-right:0;mso-position-horizontal-relative:page" coordsize="62395,22225" o:gfxdata="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">
+              <v:group w14:anchorId="51D44835" id="Group 5" o:spid="_x0000_s1026" style="position:absolute;margin-left:51.75pt;margin-top:7.15pt;width:491.3pt;height:175pt;z-index:-15728640;mso-wrap-distance-left:0;mso-wrap-distance-right:0;mso-position-horizontal-relative:page" coordsize="62395,22225" o:gfxdata="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">
                 <v:shape id="Graphic 6" o:spid="_x0000_s1027" style="position:absolute;width:62395;height:3111;visibility:visible;mso-wrap-style:square;v-text-anchor:top" coordsize="6239510,311150" o:gfxdata="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" path="m6239200,l,,,311150r6239200,l6239200,xe" fillcolor="#dbe8ef" stroked="f">
                   <v:path arrowok="t"/>
                 </v:shape>
@@ -5839,7 +5696,25 @@
                             <w:sz w:val="20"/>
                             <w:szCs w:val="20"/>
                           </w:rPr>
-                          <w:t xml:space="preserve"> external_s.</w:t>
+                          <w:t xml:space="preserve"> </w:t>
+                        </w:r>
+                        <w:proofErr w:type="spellStart"/>
+                        <w:r>
+                          <w:rPr>
+                            <w:w w:val="115"/>
+                            <w:sz w:val="20"/>
+                            <w:szCs w:val="20"/>
+                          </w:rPr>
+                          <w:t>external_s</w:t>
+                        </w:r>
+                        <w:proofErr w:type="spellEnd"/>
+                        <w:r>
+                          <w:rPr>
+                            <w:w w:val="115"/>
+                            <w:sz w:val="20"/>
+                            <w:szCs w:val="20"/>
+                          </w:rPr>
+                          <w:t>.</w:t>
                         </w:r>
                       </w:p>
                     </w:txbxContent>
@@ -5856,6 +5731,7 @@
                             <w:szCs w:val="20"/>
                           </w:rPr>
                         </w:pPr>
+                        <w:proofErr w:type="spellStart"/>
                         <w:r>
                           <w:rPr>
                             <w:b/>
@@ -5865,6 +5741,7 @@
                           </w:rPr>
                           <w:t>Strong</w:t>
                         </w:r>
+                        <w:proofErr w:type="spellEnd"/>
                         <w:r>
                           <w:rPr>
                             <w:b/>
@@ -5875,6 +5752,7 @@
                           </w:rPr>
                           <w:t xml:space="preserve"> </w:t>
                         </w:r>
+                        <w:proofErr w:type="spellStart"/>
                         <w:r>
                           <w:rPr>
                             <w:b/>
@@ -5884,6 +5762,7 @@
                           </w:rPr>
                           <w:t>scaling</w:t>
                         </w:r>
+                        <w:proofErr w:type="spellEnd"/>
                         <w:r>
                           <w:rPr>
                             <w:b/>
@@ -5971,6 +5850,7 @@
                           </w:rPr>
                           <w:t xml:space="preserve"> </w:t>
                         </w:r>
+                        <w:proofErr w:type="spellStart"/>
                         <w:r>
                           <w:rPr>
                             <w:w w:val="120"/>
@@ -5979,6 +5859,7 @@
                           </w:rPr>
                           <w:t>factor_s</w:t>
                         </w:r>
+                        <w:proofErr w:type="spellEnd"/>
                         <w:r>
                           <w:rPr>
                             <w:spacing w:val="-14"/>
@@ -6192,6 +6073,7 @@
                           </w:rPr>
                           <w:t xml:space="preserve"> </w:t>
                         </w:r>
+                        <w:proofErr w:type="spellStart"/>
                         <w:r>
                           <w:rPr>
                             <w:spacing w:val="-2"/>
@@ -6201,6 +6083,7 @@
                           </w:rPr>
                           <w:t>speedup</w:t>
                         </w:r>
+                        <w:proofErr w:type="spellEnd"/>
                       </w:p>
                       <w:p>
                         <w:pPr>
@@ -6687,6 +6570,7 @@
                           </w:rPr>
                           <w:t xml:space="preserve"> </w:t>
                         </w:r>
+                        <w:proofErr w:type="spellStart"/>
                         <w:r>
                           <w:rPr>
                             <w:spacing w:val="-2"/>
@@ -6696,6 +6580,7 @@
                           </w:rPr>
                           <w:t>application_s</w:t>
                         </w:r>
+                        <w:proofErr w:type="spellEnd"/>
                       </w:p>
                       <w:p>
                         <w:pPr>
@@ -7014,13 +6899,23 @@
                           </w:rPr>
                           <w:t xml:space="preserve"> </w:t>
                         </w:r>
+                        <w:proofErr w:type="spellStart"/>
                         <w:r>
                           <w:rPr>
                             <w:w w:val="115"/>
                             <w:sz w:val="20"/>
                             <w:szCs w:val="20"/>
                           </w:rPr>
-                          <w:t xml:space="preserve">factor_s, MPI P=6 tarda 8,58 veces LAPACK de un hilo para N=6144 y 6,25 </w:t>
+                          <w:t>factor_s</w:t>
+                        </w:r>
+                        <w:proofErr w:type="spellEnd"/>
+                        <w:r>
+                          <w:rPr>
+                            <w:w w:val="115"/>
+                            <w:sz w:val="20"/>
+                            <w:szCs w:val="20"/>
+                          </w:rPr>
+                          <w:t xml:space="preserve">, MPI P=6 tarda 8,58 veces LAPACK de un hilo para N=6144 y 6,25 </w:t>
                         </w:r>
                         <w:r>
                           <w:rPr>
@@ -11053,7 +10948,7 @@
           <w:sz w:val="20"/>
         </w:rPr>
         <w:drawing>
-          <wp:anchor distT="0" distB="0" distL="0" distR="0" simplePos="0" relativeHeight="487588352" behindDoc="1" locked="0" layoutInCell="1" allowOverlap="1" wp14:anchorId="61425CAC" wp14:editId="49EA2C64">
+          <wp:anchor distT="0" distB="0" distL="0" distR="0" simplePos="0" relativeHeight="487588352" behindDoc="1" locked="0" layoutInCell="1" allowOverlap="1" wp14:anchorId="3A0780B5" wp14:editId="4CE17E9D">
             <wp:simplePos x="0" y="0"/>
             <wp:positionH relativeFrom="page">
               <wp:posOffset>3482819</wp:posOffset>
@@ -11102,7 +10997,7 @@
           <w:sz w:val="20"/>
         </w:rPr>
         <w:drawing>
-          <wp:anchor distT="0" distB="0" distL="0" distR="0" simplePos="0" relativeHeight="487588864" behindDoc="1" locked="0" layoutInCell="1" allowOverlap="1" wp14:anchorId="37B5E679" wp14:editId="58578A3F">
+          <wp:anchor distT="0" distB="0" distL="0" distR="0" simplePos="0" relativeHeight="487588864" behindDoc="1" locked="0" layoutInCell="1" allowOverlap="1" wp14:anchorId="01C3253B" wp14:editId="3677F3E5">
             <wp:simplePos x="0" y="0"/>
             <wp:positionH relativeFrom="page">
               <wp:posOffset>3106668</wp:posOffset>
@@ -11151,7 +11046,7 @@
           <w:sz w:val="20"/>
         </w:rPr>
         <w:drawing>
-          <wp:anchor distT="0" distB="0" distL="0" distR="0" simplePos="0" relativeHeight="487589376" behindDoc="1" locked="0" layoutInCell="1" allowOverlap="1" wp14:anchorId="315F6802" wp14:editId="3425D564">
+          <wp:anchor distT="0" distB="0" distL="0" distR="0" simplePos="0" relativeHeight="487589376" behindDoc="1" locked="0" layoutInCell="1" allowOverlap="1" wp14:anchorId="32D45928" wp14:editId="176D3085">
             <wp:simplePos x="0" y="0"/>
             <wp:positionH relativeFrom="page">
               <wp:posOffset>2984056</wp:posOffset>
@@ -11822,7 +11717,7 @@
           <w:sz w:val="14"/>
         </w:rPr>
         <w:drawing>
-          <wp:inline distT="0" distB="0" distL="0" distR="0" wp14:anchorId="2A782DCE" wp14:editId="7B348DA5">
+          <wp:inline distT="0" distB="0" distL="0" distR="0" wp14:anchorId="52EB21C0" wp14:editId="2B6CC7C9">
             <wp:extent cx="6734175" cy="2181225"/>
             <wp:effectExtent l="0" t="0" r="9525" b="9525"/>
             <wp:docPr id="21" name="Image 21"/>
@@ -12691,7 +12586,7 @@
           <w:sz w:val="20"/>
         </w:rPr>
         <w:drawing>
-          <wp:anchor distT="0" distB="0" distL="0" distR="0" simplePos="0" relativeHeight="487590400" behindDoc="1" locked="0" layoutInCell="1" allowOverlap="1" wp14:anchorId="16A5E84E" wp14:editId="75CDBE17">
+          <wp:anchor distT="0" distB="0" distL="0" distR="0" simplePos="0" relativeHeight="487590400" behindDoc="1" locked="0" layoutInCell="1" allowOverlap="1" wp14:anchorId="7A937EF8" wp14:editId="077AE7C2">
             <wp:simplePos x="0" y="0"/>
             <wp:positionH relativeFrom="page">
               <wp:posOffset>684663</wp:posOffset>
@@ -14011,7 +13906,7 @@
           <w:sz w:val="20"/>
         </w:rPr>
         <w:drawing>
-          <wp:anchor distT="0" distB="0" distL="0" distR="0" simplePos="0" relativeHeight="487590912" behindDoc="1" locked="0" layoutInCell="1" allowOverlap="1" wp14:anchorId="71027CAD" wp14:editId="0775F0A9">
+          <wp:anchor distT="0" distB="0" distL="0" distR="0" simplePos="0" relativeHeight="487590912" behindDoc="1" locked="0" layoutInCell="1" allowOverlap="1" wp14:anchorId="1119B41A" wp14:editId="221F0CE2">
             <wp:simplePos x="0" y="0"/>
             <wp:positionH relativeFrom="page">
               <wp:posOffset>840643</wp:posOffset>
@@ -15593,7 +15488,7 @@
           <w:sz w:val="20"/>
         </w:rPr>
         <w:drawing>
-          <wp:anchor distT="0" distB="0" distL="0" distR="0" simplePos="0" relativeHeight="487591424" behindDoc="1" locked="0" layoutInCell="1" allowOverlap="1" wp14:anchorId="529E47F4" wp14:editId="1D3B3D33">
+          <wp:anchor distT="0" distB="0" distL="0" distR="0" simplePos="0" relativeHeight="487591424" behindDoc="1" locked="0" layoutInCell="1" allowOverlap="1" wp14:anchorId="1C3DFFDD" wp14:editId="118D78E3">
             <wp:simplePos x="0" y="0"/>
             <wp:positionH relativeFrom="page">
               <wp:posOffset>691596</wp:posOffset>
@@ -18406,7 +18301,7 @@
           <w:sz w:val="20"/>
         </w:rPr>
         <w:drawing>
-          <wp:anchor distT="0" distB="0" distL="0" distR="0" simplePos="0" relativeHeight="487591936" behindDoc="1" locked="0" layoutInCell="1" allowOverlap="1" wp14:anchorId="04A7940A" wp14:editId="2BE6F430">
+          <wp:anchor distT="0" distB="0" distL="0" distR="0" simplePos="0" relativeHeight="487591936" behindDoc="1" locked="0" layoutInCell="1" allowOverlap="1" wp14:anchorId="7B634765" wp14:editId="2AB6F0F8">
             <wp:simplePos x="0" y="0"/>
             <wp:positionH relativeFrom="page">
               <wp:posOffset>684663</wp:posOffset>
@@ -19500,7 +19395,7 @@
           <w:sz w:val="14"/>
         </w:rPr>
         <w:drawing>
-          <wp:anchor distT="0" distB="0" distL="0" distR="0" simplePos="0" relativeHeight="487592448" behindDoc="1" locked="0" layoutInCell="1" allowOverlap="1" wp14:anchorId="5632A3E3" wp14:editId="6FC61C1F">
+          <wp:anchor distT="0" distB="0" distL="0" distR="0" simplePos="0" relativeHeight="487592448" behindDoc="1" locked="0" layoutInCell="1" allowOverlap="1" wp14:anchorId="47471690" wp14:editId="0D395C32">
             <wp:simplePos x="0" y="0"/>
             <wp:positionH relativeFrom="page">
               <wp:posOffset>690729</wp:posOffset>
@@ -21285,7 +21180,7 @@
           <w:sz w:val="20"/>
         </w:rPr>
         <w:drawing>
-          <wp:anchor distT="0" distB="0" distL="0" distR="0" simplePos="0" relativeHeight="487592960" behindDoc="1" locked="0" layoutInCell="1" allowOverlap="1" wp14:anchorId="1E31B73E" wp14:editId="744F813D">
+          <wp:anchor distT="0" distB="0" distL="0" distR="0" simplePos="0" relativeHeight="487592960" behindDoc="1" locked="0" layoutInCell="1" allowOverlap="1" wp14:anchorId="6C92A162" wp14:editId="504627C8">
             <wp:simplePos x="0" y="0"/>
             <wp:positionH relativeFrom="page">
               <wp:posOffset>688129</wp:posOffset>
@@ -22753,7 +22648,7 @@
           <w:sz w:val="20"/>
         </w:rPr>
         <w:drawing>
-          <wp:anchor distT="0" distB="0" distL="0" distR="0" simplePos="0" relativeHeight="487593472" behindDoc="1" locked="0" layoutInCell="1" allowOverlap="1" wp14:anchorId="291DF873" wp14:editId="7DD10DD8">
+          <wp:anchor distT="0" distB="0" distL="0" distR="0" simplePos="0" relativeHeight="487593472" behindDoc="1" locked="0" layoutInCell="1" allowOverlap="1" wp14:anchorId="2E71152D" wp14:editId="434619F1">
             <wp:simplePos x="0" y="0"/>
             <wp:positionH relativeFrom="page">
               <wp:posOffset>2846896</wp:posOffset>
@@ -23905,6 +23800,42 @@
     <w:p>
       <w:pPr>
         <w:pStyle w:val="Ttulo3"/>
+        <w:tabs>
+          <w:tab w:val="left" w:pos="781"/>
+        </w:tabs>
+        <w:ind w:left="781" w:firstLine="0"/>
+      </w:pPr>
+    </w:p>
+    <w:p>
+      <w:pPr>
+        <w:pStyle w:val="Ttulo3"/>
+        <w:tabs>
+          <w:tab w:val="left" w:pos="781"/>
+        </w:tabs>
+        <w:ind w:left="781" w:firstLine="0"/>
+      </w:pPr>
+    </w:p>
+    <w:p>
+      <w:pPr>
+        <w:pStyle w:val="Ttulo3"/>
+        <w:tabs>
+          <w:tab w:val="left" w:pos="781"/>
+        </w:tabs>
+        <w:ind w:left="781" w:firstLine="0"/>
+      </w:pPr>
+    </w:p>
+    <w:p>
+      <w:pPr>
+        <w:pStyle w:val="Ttulo3"/>
+        <w:tabs>
+          <w:tab w:val="left" w:pos="781"/>
+        </w:tabs>
+        <w:ind w:left="781" w:firstLine="0"/>
+      </w:pPr>
+    </w:p>
+    <w:p>
+      <w:pPr>
+        <w:pStyle w:val="Ttulo3"/>
         <w:numPr>
           <w:ilvl w:val="1"/>
           <w:numId w:val="2"/>
@@ -23919,6 +23850,7 @@
           <w:color w:val="163B4F"/>
           <w:w w:val="120"/>
         </w:rPr>
+        <w:lastRenderedPageBreak/>
         <w:t>Pilotos</w:t>
       </w:r>
       <w:r>
@@ -24003,6 +23935,10 @@
         <w:pStyle w:val="Textoindependiente"/>
         <w:spacing w:before="209" w:line="307" w:lineRule="auto"/>
         <w:ind w:left="47" w:right="119"/>
+        <w:rPr>
+          <w:color w:val="243B48"/>
+          <w:w w:val="115"/>
+        </w:rPr>
       </w:pPr>
       <w:r>
         <w:rPr>
@@ -24219,340 +24155,325 @@
           <w:color w:val="243B48"/>
           <w:w w:val="115"/>
         </w:rPr>
-        <w:t xml:space="preserve">estadísticas </w:t>
-      </w:r>
-      <w:r>
-        <w:rPr>
-          <w:color w:val="243B48"/>
-          <w:w w:val="115"/>
-        </w:rPr>
-        <w:lastRenderedPageBreak/>
-        <w:t>equivalentes a una campaña formal.</w:t>
+        <w:t>estadísticas equivalentes a una campaña formal.</w:t>
       </w:r>
     </w:p>
     <w:p>
       <w:pPr>
         <w:pStyle w:val="Textoindependiente"/>
-        <w:spacing w:line="307" w:lineRule="auto"/>
+        <w:spacing w:before="86" w:line="307" w:lineRule="auto"/>
+        <w:ind w:left="47"/>
         <w:sectPr>
           <w:pgSz w:w="11910" w:h="16840"/>
           <w:pgMar w:top="960" w:right="992" w:bottom="620" w:left="992" w:header="130" w:footer="390" w:gutter="0"/>
           <w:cols w:space="720"/>
         </w:sectPr>
       </w:pPr>
+      <w:r>
+        <w:rPr>
+          <w:color w:val="243B48"/>
+          <w:w w:val="110"/>
+        </w:rPr>
+        <w:t>El control de N=4096/P=6 tuvo tres observaciones por método: alrededor de 10,327 s de aplicación secuencial</w:t>
+      </w:r>
+      <w:r>
+        <w:rPr>
+          <w:color w:val="243B48"/>
+          <w:spacing w:val="-4"/>
+          <w:w w:val="110"/>
+        </w:rPr>
+        <w:t xml:space="preserve"> </w:t>
+      </w:r>
+      <w:r>
+        <w:rPr>
+          <w:color w:val="243B48"/>
+          <w:w w:val="110"/>
+        </w:rPr>
+        <w:t>y</w:t>
+      </w:r>
+      <w:r>
+        <w:rPr>
+          <w:color w:val="243B48"/>
+          <w:spacing w:val="-4"/>
+          <w:w w:val="110"/>
+        </w:rPr>
+        <w:t xml:space="preserve"> </w:t>
+      </w:r>
+      <w:r>
+        <w:rPr>
+          <w:color w:val="243B48"/>
+          <w:w w:val="110"/>
+        </w:rPr>
+        <w:t>4,123</w:t>
+      </w:r>
+      <w:r>
+        <w:rPr>
+          <w:color w:val="243B48"/>
+          <w:spacing w:val="-4"/>
+          <w:w w:val="110"/>
+        </w:rPr>
+        <w:t xml:space="preserve"> </w:t>
+      </w:r>
+      <w:r>
+        <w:rPr>
+          <w:color w:val="243B48"/>
+          <w:w w:val="110"/>
+        </w:rPr>
+        <w:t>s</w:t>
+      </w:r>
+      <w:r>
+        <w:rPr>
+          <w:color w:val="243B48"/>
+          <w:spacing w:val="-4"/>
+          <w:w w:val="110"/>
+        </w:rPr>
+        <w:t xml:space="preserve"> </w:t>
+      </w:r>
+      <w:r>
+        <w:rPr>
+          <w:color w:val="243B48"/>
+          <w:w w:val="110"/>
+        </w:rPr>
+        <w:t>MPI.</w:t>
+      </w:r>
+      <w:r>
+        <w:rPr>
+          <w:color w:val="243B48"/>
+          <w:spacing w:val="-4"/>
+          <w:w w:val="110"/>
+        </w:rPr>
+        <w:t xml:space="preserve"> </w:t>
+      </w:r>
+      <w:r>
+        <w:rPr>
+          <w:color w:val="243B48"/>
+          <w:w w:val="110"/>
+        </w:rPr>
+        <w:t>Ese</w:t>
+      </w:r>
+      <w:r>
+        <w:rPr>
+          <w:color w:val="243B48"/>
+          <w:spacing w:val="-4"/>
+          <w:w w:val="110"/>
+        </w:rPr>
+        <w:t xml:space="preserve"> </w:t>
+      </w:r>
+      <w:r>
+        <w:rPr>
+          <w:color w:val="243B48"/>
+          <w:w w:val="110"/>
+        </w:rPr>
+        <w:t>control</w:t>
+      </w:r>
+      <w:r>
+        <w:rPr>
+          <w:color w:val="243B48"/>
+          <w:spacing w:val="-4"/>
+          <w:w w:val="110"/>
+        </w:rPr>
+        <w:t xml:space="preserve"> </w:t>
+      </w:r>
+      <w:r>
+        <w:rPr>
+          <w:color w:val="243B48"/>
+          <w:w w:val="110"/>
+        </w:rPr>
+        <w:t>justificó</w:t>
+      </w:r>
+      <w:r>
+        <w:rPr>
+          <w:color w:val="243B48"/>
+          <w:spacing w:val="-4"/>
+          <w:w w:val="110"/>
+        </w:rPr>
+        <w:t xml:space="preserve"> </w:t>
+      </w:r>
+      <w:r>
+        <w:rPr>
+          <w:color w:val="243B48"/>
+          <w:w w:val="110"/>
+        </w:rPr>
+        <w:t>continuar,</w:t>
+      </w:r>
+      <w:r>
+        <w:rPr>
+          <w:color w:val="243B48"/>
+          <w:spacing w:val="-4"/>
+          <w:w w:val="110"/>
+        </w:rPr>
+        <w:t xml:space="preserve"> </w:t>
+      </w:r>
+      <w:r>
+        <w:rPr>
+          <w:color w:val="243B48"/>
+          <w:w w:val="110"/>
+        </w:rPr>
+        <w:t>pero</w:t>
+      </w:r>
+      <w:r>
+        <w:rPr>
+          <w:color w:val="243B48"/>
+          <w:spacing w:val="-4"/>
+          <w:w w:val="110"/>
+        </w:rPr>
+        <w:t xml:space="preserve"> </w:t>
+      </w:r>
+      <w:r>
+        <w:rPr>
+          <w:color w:val="243B48"/>
+          <w:w w:val="110"/>
+        </w:rPr>
+        <w:t>no</w:t>
+      </w:r>
+      <w:r>
+        <w:rPr>
+          <w:color w:val="243B48"/>
+          <w:spacing w:val="-4"/>
+          <w:w w:val="110"/>
+        </w:rPr>
+        <w:t xml:space="preserve"> </w:t>
+      </w:r>
+      <w:r>
+        <w:rPr>
+          <w:color w:val="243B48"/>
+          <w:w w:val="110"/>
+        </w:rPr>
+        <w:t>reemplazó</w:t>
+      </w:r>
+      <w:r>
+        <w:rPr>
+          <w:color w:val="243B48"/>
+          <w:spacing w:val="-4"/>
+          <w:w w:val="110"/>
+        </w:rPr>
+        <w:t xml:space="preserve"> </w:t>
+      </w:r>
+      <w:r>
+        <w:rPr>
+          <w:color w:val="243B48"/>
+          <w:w w:val="110"/>
+        </w:rPr>
+        <w:t>la</w:t>
+      </w:r>
+      <w:r>
+        <w:rPr>
+          <w:color w:val="243B48"/>
+          <w:spacing w:val="-4"/>
+          <w:w w:val="110"/>
+        </w:rPr>
+        <w:t xml:space="preserve"> </w:t>
+      </w:r>
+      <w:r>
+        <w:rPr>
+          <w:color w:val="243B48"/>
+          <w:w w:val="110"/>
+        </w:rPr>
+        <w:t>campaña</w:t>
+      </w:r>
+      <w:r>
+        <w:rPr>
+          <w:color w:val="243B48"/>
+          <w:spacing w:val="-4"/>
+          <w:w w:val="110"/>
+        </w:rPr>
+        <w:t xml:space="preserve"> </w:t>
+      </w:r>
+      <w:r>
+        <w:rPr>
+          <w:color w:val="243B48"/>
+          <w:w w:val="110"/>
+        </w:rPr>
+        <w:t>posterior.</w:t>
+      </w:r>
+      <w:r>
+        <w:rPr>
+          <w:color w:val="243B48"/>
+          <w:spacing w:val="-4"/>
+          <w:w w:val="110"/>
+        </w:rPr>
+        <w:t xml:space="preserve"> </w:t>
+      </w:r>
+      <w:r>
+        <w:rPr>
+          <w:color w:val="243B48"/>
+          <w:w w:val="110"/>
+        </w:rPr>
+        <w:t xml:space="preserve">El paquete </w:t>
+      </w:r>
+      <w:proofErr w:type="spellStart"/>
+      <w:r>
+        <w:rPr>
+          <w:color w:val="243B48"/>
+          <w:w w:val="110"/>
+        </w:rPr>
+        <w:t>preformal</w:t>
+      </w:r>
+      <w:proofErr w:type="spellEnd"/>
+      <w:r>
+        <w:rPr>
+          <w:color w:val="243B48"/>
+          <w:w w:val="110"/>
+        </w:rPr>
+        <w:t xml:space="preserve"> conserva los CSV y </w:t>
+      </w:r>
+      <w:proofErr w:type="gramStart"/>
+      <w:r>
+        <w:rPr>
+          <w:color w:val="243B48"/>
+          <w:w w:val="110"/>
+        </w:rPr>
+        <w:t>los fuentes</w:t>
+      </w:r>
+      <w:proofErr w:type="gramEnd"/>
+      <w:r>
+        <w:rPr>
+          <w:color w:val="243B48"/>
+          <w:w w:val="110"/>
+        </w:rPr>
+        <w:t xml:space="preserve">, pero no un registro completo de afinidad y </w:t>
+      </w:r>
+      <w:proofErr w:type="spellStart"/>
+      <w:r>
+        <w:rPr>
+          <w:color w:val="243B48"/>
+          <w:w w:val="110"/>
+        </w:rPr>
+        <w:t>cgroup</w:t>
+      </w:r>
+      <w:proofErr w:type="spellEnd"/>
+      <w:r>
+        <w:rPr>
+          <w:color w:val="243B48"/>
+          <w:w w:val="110"/>
+        </w:rPr>
+        <w:t>. Las tablas iniciales tenían valores redondeados; los cálculos actuales utilizan los CSV originales de data/raw/</w:t>
+      </w:r>
+      <w:proofErr w:type="spellStart"/>
+      <w:r>
+        <w:rPr>
+          <w:color w:val="243B48"/>
+          <w:w w:val="110"/>
+        </w:rPr>
+        <w:t>cluster</w:t>
+      </w:r>
+      <w:proofErr w:type="spellEnd"/>
+      <w:r>
+        <w:rPr>
+          <w:color w:val="243B48"/>
+          <w:w w:val="110"/>
+        </w:rPr>
+        <w:t>/evidencia_preformal_20260928.tar.gz. docs/recursos_actuales.md identifica los registros disponibles en cada paquete.</w:t>
+      </w:r>
     </w:p>
     <w:p>
       <w:pPr>
         <w:pStyle w:val="Textoindependiente"/>
-        <w:spacing w:before="86" w:line="307" w:lineRule="auto"/>
-        <w:ind w:left="47"/>
       </w:pPr>
       <w:bookmarkStart w:id="20" w:name="12._Cruce_formal_del_tiempo_de_aplicació"/>
       <w:bookmarkStart w:id="21" w:name="_bookmark9"/>
       <w:bookmarkEnd w:id="20"/>
       <w:bookmarkEnd w:id="21"/>
-      <w:r>
-        <w:rPr>
-          <w:color w:val="243B48"/>
-          <w:w w:val="110"/>
-        </w:rPr>
-        <w:lastRenderedPageBreak/>
-        <w:t>El control de N=4096/P=6 tuvo tres observaciones por método: alrededor de 10,327 s de aplicación secuencial</w:t>
-      </w:r>
-      <w:r>
-        <w:rPr>
-          <w:color w:val="243B48"/>
-          <w:spacing w:val="-4"/>
-          <w:w w:val="110"/>
-        </w:rPr>
-        <w:t xml:space="preserve"> </w:t>
-      </w:r>
-      <w:r>
-        <w:rPr>
-          <w:color w:val="243B48"/>
-          <w:w w:val="110"/>
-        </w:rPr>
-        <w:t>y</w:t>
-      </w:r>
-      <w:r>
-        <w:rPr>
-          <w:color w:val="243B48"/>
-          <w:spacing w:val="-4"/>
-          <w:w w:val="110"/>
-        </w:rPr>
-        <w:t xml:space="preserve"> </w:t>
-      </w:r>
-      <w:r>
-        <w:rPr>
-          <w:color w:val="243B48"/>
-          <w:w w:val="110"/>
-        </w:rPr>
-        <w:t>4,123</w:t>
-      </w:r>
-      <w:r>
-        <w:rPr>
-          <w:color w:val="243B48"/>
-          <w:spacing w:val="-4"/>
-          <w:w w:val="110"/>
-        </w:rPr>
-        <w:t xml:space="preserve"> </w:t>
-      </w:r>
-      <w:r>
-        <w:rPr>
-          <w:color w:val="243B48"/>
-          <w:w w:val="110"/>
-        </w:rPr>
-        <w:t>s</w:t>
-      </w:r>
-      <w:r>
-        <w:rPr>
-          <w:color w:val="243B48"/>
-          <w:spacing w:val="-4"/>
-          <w:w w:val="110"/>
-        </w:rPr>
-        <w:t xml:space="preserve"> </w:t>
-      </w:r>
-      <w:r>
-        <w:rPr>
-          <w:color w:val="243B48"/>
-          <w:w w:val="110"/>
-        </w:rPr>
-        <w:t>MPI.</w:t>
-      </w:r>
-      <w:r>
-        <w:rPr>
-          <w:color w:val="243B48"/>
-          <w:spacing w:val="-4"/>
-          <w:w w:val="110"/>
-        </w:rPr>
-        <w:t xml:space="preserve"> </w:t>
-      </w:r>
-      <w:r>
-        <w:rPr>
-          <w:color w:val="243B48"/>
-          <w:w w:val="110"/>
-        </w:rPr>
-        <w:t>Ese</w:t>
-      </w:r>
-      <w:r>
-        <w:rPr>
-          <w:color w:val="243B48"/>
-          <w:spacing w:val="-4"/>
-          <w:w w:val="110"/>
-        </w:rPr>
-        <w:t xml:space="preserve"> </w:t>
-      </w:r>
-      <w:r>
-        <w:rPr>
-          <w:color w:val="243B48"/>
-          <w:w w:val="110"/>
-        </w:rPr>
-        <w:t>control</w:t>
-      </w:r>
-      <w:r>
-        <w:rPr>
-          <w:color w:val="243B48"/>
-          <w:spacing w:val="-4"/>
-          <w:w w:val="110"/>
-        </w:rPr>
-        <w:t xml:space="preserve"> </w:t>
-      </w:r>
-      <w:r>
-        <w:rPr>
-          <w:color w:val="243B48"/>
-          <w:w w:val="110"/>
-        </w:rPr>
-        <w:t>justificó</w:t>
-      </w:r>
-      <w:r>
-        <w:rPr>
-          <w:color w:val="243B48"/>
-          <w:spacing w:val="-4"/>
-          <w:w w:val="110"/>
-        </w:rPr>
-        <w:t xml:space="preserve"> </w:t>
-      </w:r>
-      <w:r>
-        <w:rPr>
-          <w:color w:val="243B48"/>
-          <w:w w:val="110"/>
-        </w:rPr>
-        <w:t>continuar,</w:t>
-      </w:r>
-      <w:r>
-        <w:rPr>
-          <w:color w:val="243B48"/>
-          <w:spacing w:val="-4"/>
-          <w:w w:val="110"/>
-        </w:rPr>
-        <w:t xml:space="preserve"> </w:t>
-      </w:r>
-      <w:r>
-        <w:rPr>
-          <w:color w:val="243B48"/>
-          <w:w w:val="110"/>
-        </w:rPr>
-        <w:t>pero</w:t>
-      </w:r>
-      <w:r>
-        <w:rPr>
-          <w:color w:val="243B48"/>
-          <w:spacing w:val="-4"/>
-          <w:w w:val="110"/>
-        </w:rPr>
-        <w:t xml:space="preserve"> </w:t>
-      </w:r>
-      <w:r>
-        <w:rPr>
-          <w:color w:val="243B48"/>
-          <w:w w:val="110"/>
-        </w:rPr>
-        <w:t>no</w:t>
-      </w:r>
-      <w:r>
-        <w:rPr>
-          <w:color w:val="243B48"/>
-          <w:spacing w:val="-4"/>
-          <w:w w:val="110"/>
-        </w:rPr>
-        <w:t xml:space="preserve"> </w:t>
-      </w:r>
-      <w:r>
-        <w:rPr>
-          <w:color w:val="243B48"/>
-          <w:w w:val="110"/>
-        </w:rPr>
-        <w:t>reemplazó</w:t>
-      </w:r>
-      <w:r>
-        <w:rPr>
-          <w:color w:val="243B48"/>
-          <w:spacing w:val="-4"/>
-          <w:w w:val="110"/>
-        </w:rPr>
-        <w:t xml:space="preserve"> </w:t>
-      </w:r>
-      <w:r>
-        <w:rPr>
-          <w:color w:val="243B48"/>
-          <w:w w:val="110"/>
-        </w:rPr>
-        <w:t>la</w:t>
-      </w:r>
-      <w:r>
-        <w:rPr>
-          <w:color w:val="243B48"/>
-          <w:spacing w:val="-4"/>
-          <w:w w:val="110"/>
-        </w:rPr>
-        <w:t xml:space="preserve"> </w:t>
-      </w:r>
-      <w:r>
-        <w:rPr>
-          <w:color w:val="243B48"/>
-          <w:w w:val="110"/>
-        </w:rPr>
-        <w:t>campaña</w:t>
-      </w:r>
-      <w:r>
-        <w:rPr>
-          <w:color w:val="243B48"/>
-          <w:spacing w:val="-4"/>
-          <w:w w:val="110"/>
-        </w:rPr>
-        <w:t xml:space="preserve"> </w:t>
-      </w:r>
-      <w:r>
-        <w:rPr>
-          <w:color w:val="243B48"/>
-          <w:w w:val="110"/>
-        </w:rPr>
-        <w:t>posterior.</w:t>
-      </w:r>
-      <w:r>
-        <w:rPr>
-          <w:color w:val="243B48"/>
-          <w:spacing w:val="-4"/>
-          <w:w w:val="110"/>
-        </w:rPr>
-        <w:t xml:space="preserve"> </w:t>
-      </w:r>
-      <w:r>
-        <w:rPr>
-          <w:color w:val="243B48"/>
-          <w:w w:val="110"/>
-        </w:rPr>
-        <w:t xml:space="preserve">El paquete </w:t>
-      </w:r>
-      <w:proofErr w:type="spellStart"/>
-      <w:r>
-        <w:rPr>
-          <w:color w:val="243B48"/>
-          <w:w w:val="110"/>
-        </w:rPr>
-        <w:t>preformal</w:t>
-      </w:r>
-      <w:proofErr w:type="spellEnd"/>
-      <w:r>
-        <w:rPr>
-          <w:color w:val="243B48"/>
-          <w:w w:val="110"/>
-        </w:rPr>
-        <w:t xml:space="preserve"> conserva los CSV y </w:t>
-      </w:r>
-      <w:proofErr w:type="gramStart"/>
-      <w:r>
-        <w:rPr>
-          <w:color w:val="243B48"/>
-          <w:w w:val="110"/>
-        </w:rPr>
-        <w:t>los fuentes</w:t>
-      </w:r>
-      <w:proofErr w:type="gramEnd"/>
-      <w:r>
-        <w:rPr>
-          <w:color w:val="243B48"/>
-          <w:w w:val="110"/>
-        </w:rPr>
-        <w:t xml:space="preserve">, pero no un registro completo de afinidad y </w:t>
-      </w:r>
-      <w:proofErr w:type="spellStart"/>
-      <w:r>
-        <w:rPr>
-          <w:color w:val="243B48"/>
-          <w:w w:val="110"/>
-        </w:rPr>
-        <w:t>cgroup</w:t>
-      </w:r>
-      <w:proofErr w:type="spellEnd"/>
-      <w:r>
-        <w:rPr>
-          <w:color w:val="243B48"/>
-          <w:w w:val="110"/>
-        </w:rPr>
-        <w:t>. Las tablas iniciales tenían valores redondeados; los cálculos actuales utilizan los CSV originales de data/raw/</w:t>
-      </w:r>
-      <w:proofErr w:type="spellStart"/>
-      <w:r>
-        <w:rPr>
-          <w:color w:val="243B48"/>
-          <w:w w:val="110"/>
-        </w:rPr>
-        <w:t>cluster</w:t>
-      </w:r>
-      <w:proofErr w:type="spellEnd"/>
-      <w:r>
-        <w:rPr>
-          <w:color w:val="243B48"/>
-          <w:w w:val="110"/>
-        </w:rPr>
-        <w:t>/evidencia_preformal_20260928.tar.gz. docs/recursos_actuales.md identifica los registros disponibles en cada paquete.</w:t>
-      </w:r>
-    </w:p>
-    <w:p>
-      <w:pPr>
-        <w:pStyle w:val="Textoindependiente"/>
-      </w:pPr>
     </w:p>
     <w:p>
       <w:pPr>
@@ -25368,7 +25289,7 @@
         <mc:AlternateContent>
           <mc:Choice Requires="wpg">
             <w:drawing>
-              <wp:anchor distT="0" distB="0" distL="0" distR="0" simplePos="0" relativeHeight="487593984" behindDoc="1" locked="0" layoutInCell="1" allowOverlap="1" wp14:anchorId="580D0EE7" wp14:editId="0801A271">
+              <wp:anchor distT="0" distB="0" distL="0" distR="0" simplePos="0" relativeHeight="487593984" behindDoc="1" locked="0" layoutInCell="1" allowOverlap="1" wp14:anchorId="735E0E09" wp14:editId="7A4D6727">
                 <wp:simplePos x="0" y="0"/>
                 <wp:positionH relativeFrom="page">
                   <wp:posOffset>660400</wp:posOffset>
@@ -25604,7 +25525,7 @@
           </mc:Choice>
           <mc:Fallback>
             <w:pict>
-              <v:group w14:anchorId="580D0EE7" id="Group 29" o:spid="_x0000_s1039" style="position:absolute;margin-left:52pt;margin-top:7.45pt;width:491.3pt;height:24.85pt;z-index:-15722496;mso-wrap-distance-left:0;mso-wrap-distance-right:0;mso-position-horizontal-relative:page" coordsize="62395,3155" o:gfxdata="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">
+              <v:group w14:anchorId="735E0E09" id="Group 29" o:spid="_x0000_s1039" style="position:absolute;margin-left:52pt;margin-top:7.45pt;width:491.3pt;height:24.85pt;z-index:-15722496;mso-wrap-distance-left:0;mso-wrap-distance-right:0;mso-position-horizontal-relative:page" coordsize="62395,3155" o:gfxdata="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">
                 <v:shape id="Graphic 30" o:spid="_x0000_s1040" style="position:absolute;width:62395;height:3111;visibility:visible;mso-wrap-style:square;v-text-anchor:top" coordsize="6239510,311150" o:gfxdata="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" path="m6239200,l,,,311149r6239200,l6239200,xe" fillcolor="#dbe8ef" stroked="f">
                   <v:path arrowok="t"/>
                 </v:shape>
@@ -25768,7 +25689,7 @@
         <mc:AlternateContent>
           <mc:Choice Requires="wps">
             <w:drawing>
-              <wp:anchor distT="0" distB="0" distL="0" distR="0" simplePos="0" relativeHeight="487594496" behindDoc="1" locked="0" layoutInCell="1" allowOverlap="1" wp14:anchorId="41C17974" wp14:editId="365D3E05">
+              <wp:anchor distT="0" distB="0" distL="0" distR="0" simplePos="0" relativeHeight="487594496" behindDoc="1" locked="0" layoutInCell="1" allowOverlap="1" wp14:anchorId="067B34FD" wp14:editId="3FAC7E17">
                 <wp:simplePos x="0" y="0"/>
                 <wp:positionH relativeFrom="page">
                   <wp:posOffset>660400</wp:posOffset>
@@ -25854,7 +25775,7 @@
           </mc:Choice>
           <mc:Fallback>
             <w:pict>
-              <v:shape w14:anchorId="41C17974" id="Textbox 33" o:spid="_x0000_s1043" type="#_x0000_t202" style="position:absolute;margin-left:52pt;margin-top:8.25pt;width:491.3pt;height:24.5pt;z-index:-15721984;visibility:visible;mso-wrap-style:square;mso-wrap-distance-left:0;mso-wrap-distance-top:0;mso-wrap-distance-right:0;mso-wrap-distance-bottom:0;mso-position-horizontal:absolute;mso-position-horizontal-relative:page;mso-position-vertical:absolute;mso-position-vertical-relative:text;v-text-anchor:top" o:gfxdata="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" fillcolor="#f2f6f7" stroked="f">
+              <v:shape w14:anchorId="067B34FD" id="Textbox 33" o:spid="_x0000_s1043" type="#_x0000_t202" style="position:absolute;margin-left:52pt;margin-top:8.25pt;width:491.3pt;height:24.5pt;z-index:-15721984;visibility:visible;mso-wrap-style:square;mso-wrap-distance-left:0;mso-wrap-distance-top:0;mso-wrap-distance-right:0;mso-wrap-distance-bottom:0;mso-position-horizontal:absolute;mso-position-horizontal-relative:page;mso-position-vertical:absolute;mso-position-vertical-relative:text;v-text-anchor:top" o:gfxdata="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" fillcolor="#f2f6f7" stroked="f">
                 <v:textbox inset="0,0,0,0">
                   <w:txbxContent>
                     <w:p>
@@ -25954,7 +25875,7 @@
         <mc:AlternateContent>
           <mc:Choice Requires="wps">
             <w:drawing>
-              <wp:anchor distT="0" distB="0" distL="0" distR="0" simplePos="0" relativeHeight="487595008" behindDoc="1" locked="0" layoutInCell="1" allowOverlap="1" wp14:anchorId="3221085B" wp14:editId="384A49ED">
+              <wp:anchor distT="0" distB="0" distL="0" distR="0" simplePos="0" relativeHeight="487595008" behindDoc="1" locked="0" layoutInCell="1" allowOverlap="1" wp14:anchorId="576E0A53" wp14:editId="338F076B">
                 <wp:simplePos x="0" y="0"/>
                 <wp:positionH relativeFrom="page">
                   <wp:posOffset>660400</wp:posOffset>
@@ -26040,7 +25961,7 @@
           </mc:Choice>
           <mc:Fallback>
             <w:pict>
-              <v:shape w14:anchorId="3221085B" id="Textbox 34" o:spid="_x0000_s1044" type="#_x0000_t202" style="position:absolute;margin-left:52pt;margin-top:8.25pt;width:491.3pt;height:24.5pt;z-index:-15721472;visibility:visible;mso-wrap-style:square;mso-wrap-distance-left:0;mso-wrap-distance-top:0;mso-wrap-distance-right:0;mso-wrap-distance-bottom:0;mso-position-horizontal:absolute;mso-position-horizontal-relative:page;mso-position-vertical:absolute;mso-position-vertical-relative:text;v-text-anchor:top" o:gfxdata="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" fillcolor="#f2f6f7" stroked="f">
+              <v:shape w14:anchorId="576E0A53" id="Textbox 34" o:spid="_x0000_s1044" type="#_x0000_t202" style="position:absolute;margin-left:52pt;margin-top:8.25pt;width:491.3pt;height:24.5pt;z-index:-15721472;visibility:visible;mso-wrap-style:square;mso-wrap-distance-left:0;mso-wrap-distance-top:0;mso-wrap-distance-right:0;mso-wrap-distance-bottom:0;mso-position-horizontal:absolute;mso-position-horizontal-relative:page;mso-position-vertical:absolute;mso-position-vertical-relative:text;v-text-anchor:top" o:gfxdata="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" fillcolor="#f2f6f7" stroked="f">
                 <v:textbox inset="0,0,0,0">
                   <w:txbxContent>
                     <w:p>
@@ -27515,7 +27436,7 @@
           <w:sz w:val="20"/>
         </w:rPr>
         <w:drawing>
-          <wp:inline distT="0" distB="0" distL="0" distR="0" wp14:anchorId="1502CBC9" wp14:editId="2750AAD3">
+          <wp:inline distT="0" distB="0" distL="0" distR="0" wp14:anchorId="111C519D" wp14:editId="0673C14A">
             <wp:extent cx="6103619" cy="3154679"/>
             <wp:effectExtent l="0" t="0" r="0" b="0"/>
             <wp:docPr id="35" name="Image 35"/>
@@ -27863,7 +27784,7 @@
           <w:sz w:val="20"/>
         </w:rPr>
         <w:drawing>
-          <wp:anchor distT="0" distB="0" distL="0" distR="0" simplePos="0" relativeHeight="487595520" behindDoc="1" locked="0" layoutInCell="1" allowOverlap="1" wp14:anchorId="5CB61B18" wp14:editId="513A5BA2">
+          <wp:anchor distT="0" distB="0" distL="0" distR="0" simplePos="0" relativeHeight="487595520" behindDoc="1" locked="0" layoutInCell="1" allowOverlap="1" wp14:anchorId="21CAF1C7" wp14:editId="01AA141F">
             <wp:simplePos x="0" y="0"/>
             <wp:positionH relativeFrom="page">
               <wp:posOffset>690729</wp:posOffset>
@@ -29820,7 +29741,7 @@
           <w:sz w:val="20"/>
         </w:rPr>
         <w:drawing>
-          <wp:anchor distT="0" distB="0" distL="0" distR="0" simplePos="0" relativeHeight="487596032" behindDoc="1" locked="0" layoutInCell="1" allowOverlap="1" wp14:anchorId="46DA2F9E" wp14:editId="3B618B1A">
+          <wp:anchor distT="0" distB="0" distL="0" distR="0" simplePos="0" relativeHeight="487596032" behindDoc="1" locked="0" layoutInCell="1" allowOverlap="1" wp14:anchorId="74D29EE8" wp14:editId="4F272C95">
             <wp:simplePos x="0" y="0"/>
             <wp:positionH relativeFrom="page">
               <wp:posOffset>690729</wp:posOffset>
@@ -29940,7 +29861,7 @@
           <w:sz w:val="20"/>
         </w:rPr>
         <w:drawing>
-          <wp:inline distT="0" distB="0" distL="0" distR="0" wp14:anchorId="282241F5" wp14:editId="454921DB">
+          <wp:inline distT="0" distB="0" distL="0" distR="0" wp14:anchorId="2CE630B7" wp14:editId="15E79521">
             <wp:extent cx="6124195" cy="2400300"/>
             <wp:effectExtent l="0" t="0" r="0" b="0"/>
             <wp:docPr id="38" name="Image 38"/>
@@ -30391,7 +30312,7 @@
           <w:sz w:val="14"/>
         </w:rPr>
         <w:drawing>
-          <wp:anchor distT="0" distB="0" distL="0" distR="0" simplePos="0" relativeHeight="487596544" behindDoc="1" locked="0" layoutInCell="1" allowOverlap="1" wp14:anchorId="21A49DD6" wp14:editId="4347D4F6">
+          <wp:anchor distT="0" distB="0" distL="0" distR="0" simplePos="0" relativeHeight="487596544" behindDoc="1" locked="0" layoutInCell="1" allowOverlap="1" wp14:anchorId="7050D2C0" wp14:editId="67B1FFB1">
             <wp:simplePos x="0" y="0"/>
             <wp:positionH relativeFrom="page">
               <wp:posOffset>690729</wp:posOffset>
@@ -30554,7 +30475,7 @@
           <w:sz w:val="20"/>
         </w:rPr>
         <w:drawing>
-          <wp:inline distT="0" distB="0" distL="0" distR="0" wp14:anchorId="35C1C061" wp14:editId="64FE0900">
+          <wp:inline distT="0" distB="0" distL="0" distR="0" wp14:anchorId="32AB1187" wp14:editId="67CC34EB">
             <wp:extent cx="6112192" cy="3008947"/>
             <wp:effectExtent l="0" t="0" r="0" b="0"/>
             <wp:docPr id="40" name="Image 40"/>
@@ -32602,7 +32523,7 @@
           <w:sz w:val="20"/>
         </w:rPr>
         <w:drawing>
-          <wp:inline distT="0" distB="0" distL="0" distR="0" wp14:anchorId="00AC34F2" wp14:editId="6977E9A0">
+          <wp:inline distT="0" distB="0" distL="0" distR="0" wp14:anchorId="20170326" wp14:editId="2DE0923C">
             <wp:extent cx="6112192" cy="3154679"/>
             <wp:effectExtent l="0" t="0" r="0" b="0"/>
             <wp:docPr id="41" name="Image 41"/>
@@ -34763,7 +34684,7 @@
           <w:sz w:val="20"/>
         </w:rPr>
         <w:drawing>
-          <wp:anchor distT="0" distB="0" distL="0" distR="0" simplePos="0" relativeHeight="487597056" behindDoc="1" locked="0" layoutInCell="1" allowOverlap="1" wp14:anchorId="384A846E" wp14:editId="1DC74515">
+          <wp:anchor distT="0" distB="0" distL="0" distR="0" simplePos="0" relativeHeight="487597056" behindDoc="1" locked="0" layoutInCell="1" allowOverlap="1" wp14:anchorId="1B56E1F0" wp14:editId="6F267B5E">
             <wp:simplePos x="0" y="0"/>
             <wp:positionH relativeFrom="page">
               <wp:posOffset>690729</wp:posOffset>
@@ -35701,7 +35622,7 @@
           <w:sz w:val="20"/>
         </w:rPr>
         <w:drawing>
-          <wp:inline distT="0" distB="0" distL="0" distR="0" wp14:anchorId="00B1F74C" wp14:editId="4668C8B8">
+          <wp:inline distT="0" distB="0" distL="0" distR="0" wp14:anchorId="3257B46B" wp14:editId="69B13CAB">
             <wp:extent cx="6171437" cy="3313557"/>
             <wp:effectExtent l="0" t="0" r="0" b="0"/>
             <wp:docPr id="43" name="Image 43"/>
@@ -38904,7 +38825,7 @@
           <w:sz w:val="20"/>
         </w:rPr>
         <w:drawing>
-          <wp:anchor distT="0" distB="0" distL="0" distR="0" simplePos="0" relativeHeight="487597568" behindDoc="1" locked="0" layoutInCell="1" allowOverlap="1" wp14:anchorId="3CE917D5" wp14:editId="55441547">
+          <wp:anchor distT="0" distB="0" distL="0" distR="0" simplePos="0" relativeHeight="487597568" behindDoc="1" locked="0" layoutInCell="1" allowOverlap="1" wp14:anchorId="4F71571E" wp14:editId="4A28026C">
             <wp:simplePos x="0" y="0"/>
             <wp:positionH relativeFrom="page">
               <wp:posOffset>690729</wp:posOffset>
@@ -39040,7 +38961,7 @@
           <w:sz w:val="20"/>
         </w:rPr>
         <w:drawing>
-          <wp:inline distT="0" distB="0" distL="0" distR="0" wp14:anchorId="2FF128E6" wp14:editId="51BACCCE">
+          <wp:inline distT="0" distB="0" distL="0" distR="0" wp14:anchorId="7BF1D1FB" wp14:editId="071187D8">
             <wp:extent cx="6124195" cy="2400300"/>
             <wp:effectExtent l="0" t="0" r="0" b="0"/>
             <wp:docPr id="45" name="Image 45"/>
@@ -39476,7 +39397,7 @@
           <w:sz w:val="14"/>
         </w:rPr>
         <w:drawing>
-          <wp:anchor distT="0" distB="0" distL="0" distR="0" simplePos="0" relativeHeight="487598080" behindDoc="1" locked="0" layoutInCell="1" allowOverlap="1" wp14:anchorId="064FDF18" wp14:editId="412E508B">
+          <wp:anchor distT="0" distB="0" distL="0" distR="0" simplePos="0" relativeHeight="487598080" behindDoc="1" locked="0" layoutInCell="1" allowOverlap="1" wp14:anchorId="46950E1C" wp14:editId="5F4B1B31">
             <wp:simplePos x="0" y="0"/>
             <wp:positionH relativeFrom="page">
               <wp:posOffset>684663</wp:posOffset>
@@ -40516,7 +40437,7 @@
           <w:sz w:val="20"/>
         </w:rPr>
         <w:drawing>
-          <wp:inline distT="0" distB="0" distL="0" distR="0" wp14:anchorId="28D4C083" wp14:editId="04EA172B">
+          <wp:inline distT="0" distB="0" distL="0" distR="0" wp14:anchorId="5F5F0A87" wp14:editId="5C23D42D">
             <wp:extent cx="6112192" cy="3154679"/>
             <wp:effectExtent l="0" t="0" r="0" b="0"/>
             <wp:docPr id="47" name="Image 47"/>
@@ -42797,7 +42718,7 @@
           <w:sz w:val="20"/>
         </w:rPr>
         <w:drawing>
-          <wp:inline distT="0" distB="0" distL="0" distR="0" wp14:anchorId="23877B3B" wp14:editId="1F8F392A">
+          <wp:inline distT="0" distB="0" distL="0" distR="0" wp14:anchorId="658FBB34" wp14:editId="560DB991">
             <wp:extent cx="6124195" cy="2400300"/>
             <wp:effectExtent l="0" t="0" r="0" b="0"/>
             <wp:docPr id="48" name="Image 48"/>
@@ -44694,7 +44615,7 @@
           <w:sz w:val="20"/>
         </w:rPr>
         <w:drawing>
-          <wp:anchor distT="0" distB="0" distL="0" distR="0" simplePos="0" relativeHeight="487598592" behindDoc="1" locked="0" layoutInCell="1" allowOverlap="1" wp14:anchorId="5490B29C" wp14:editId="4E20E6E8">
+          <wp:anchor distT="0" distB="0" distL="0" distR="0" simplePos="0" relativeHeight="487598592" behindDoc="1" locked="0" layoutInCell="1" allowOverlap="1" wp14:anchorId="6794DD4B" wp14:editId="54FA7C7B">
             <wp:simplePos x="0" y="0"/>
             <wp:positionH relativeFrom="page">
               <wp:posOffset>3347738</wp:posOffset>
@@ -48619,6 +48540,1154 @@
           <w:ilvl w:val="0"/>
           <w:numId w:val="2"/>
         </w:numPr>
+        <w:rPr>
+          <w:color w:val="215868" w:themeColor="accent5" w:themeShade="80"/>
+        </w:rPr>
+      </w:pPr>
+      <w:r>
+        <w:rPr>
+          <w:color w:val="215868" w:themeColor="accent5" w:themeShade="80"/>
+        </w:rPr>
+        <w:t>Evaluación en una segunda computadora</w:t>
+      </w:r>
+    </w:p>
+    <w:p>
+      <w:pPr>
+        <w:pStyle w:val="Textoindependiente"/>
+        <w:spacing w:before="158" w:line="307" w:lineRule="auto"/>
+        <w:ind w:left="47" w:right="176"/>
+        <w:rPr>
+          <w:color w:val="243B48"/>
+          <w:w w:val="110"/>
+        </w:rPr>
+      </w:pPr>
+      <w:r>
+        <w:rPr>
+          <w:color w:val="243B48"/>
+          <w:w w:val="110"/>
+        </w:rPr>
+        <w:t xml:space="preserve">Se agregó una campaña independiente, realizada en una computadora Intel Core i5-1035G1 (4 núcleos físicos, 8 hilos lógicos) con Ubuntu bajo WSL2 y aproximadamente 3,7 GiB de memoria disponible para WSL. Se utilizaron GCC 15.2.0, Open MPI 5.0.10, LAPACKE 3.12.1 y </w:t>
+      </w:r>
+      <w:proofErr w:type="spellStart"/>
+      <w:r>
+        <w:rPr>
+          <w:color w:val="243B48"/>
+          <w:w w:val="110"/>
+        </w:rPr>
+        <w:t>OpenBLAS</w:t>
+      </w:r>
+      <w:proofErr w:type="spellEnd"/>
+      <w:r>
+        <w:rPr>
+          <w:color w:val="243B48"/>
+          <w:w w:val="110"/>
+        </w:rPr>
+        <w:t xml:space="preserve"> 0.3.32. Estas mediciones no se incorporan a las distribuciones estadísticas obtenidas previamente en Ryzen o AMD EPYC.</w:t>
+      </w:r>
+    </w:p>
+    <w:p>
+      <w:pPr>
+        <w:pStyle w:val="Ttulo2"/>
+        <w:rPr>
+          <w:b/>
+          <w:bCs/>
+          <w:color w:val="215868" w:themeColor="accent5" w:themeShade="80"/>
+        </w:rPr>
+      </w:pPr>
+      <w:r>
+        <w:rPr>
+          <w:b/>
+          <w:bCs/>
+          <w:color w:val="215868" w:themeColor="accent5" w:themeShade="80"/>
+        </w:rPr>
+        <w:t>Persistencia de la mejora del vector local</w:t>
+      </w:r>
+    </w:p>
+    <w:p/>
+    <w:p>
+      <w:pPr>
+        <w:pStyle w:val="Textoindependiente"/>
+        <w:spacing w:before="158" w:line="307" w:lineRule="auto"/>
+        <w:ind w:left="47" w:right="176"/>
+        <w:rPr>
+          <w:color w:val="243B48"/>
+          <w:w w:val="110"/>
+        </w:rPr>
+      </w:pPr>
+      <w:r>
+        <w:rPr>
+          <w:color w:val="243B48"/>
+          <w:w w:val="110"/>
+        </w:rPr>
+        <w:t>La comparación secuencial de N=1024, con 12 repeticiones por variante, volvió a favorecer right-looking con vector. La mejora frente a right-looking original fue de 3,29 veces y frente a left-looking de 1,84 veces. En la campaña original, el primer cociente había sido de 15,07. La dirección de la mejora se conserva, pero no su magnitud.</w:t>
+      </w:r>
+    </w:p>
+    <w:tbl>
+      <w:tblPr>
+        <w:tblStyle w:val="TableNormal"/>
+        <w:tblW w:w="9580" w:type="dxa"/>
+        <w:jc w:val="center"/>
+        <w:tblLook w:val="04A0" w:firstRow="1" w:lastRow="0" w:firstColumn="1" w:lastColumn="0" w:noHBand="0" w:noVBand="1"/>
+      </w:tblPr>
+      <w:tblGrid>
+        <w:gridCol w:w="4790"/>
+        <w:gridCol w:w="4790"/>
+      </w:tblGrid>
+      <w:tr>
+        <w:trPr>
+          <w:trHeight w:val="282"/>
+          <w:jc w:val="center"/>
+        </w:trPr>
+        <w:tc>
+          <w:tcPr>
+            <w:tcW w:w="4790" w:type="dxa"/>
+            <w:shd w:val="clear" w:color="auto" w:fill="DCE8EE"/>
+          </w:tcPr>
+          <w:p>
+            <w:pPr>
+              <w:pStyle w:val="TableParagraph"/>
+              <w:rPr>
+                <w:spacing w:val="-2"/>
+                <w:w w:val="115"/>
+                <w:sz w:val="15"/>
+              </w:rPr>
+            </w:pPr>
+            <w:r>
+              <w:rPr>
+                <w:spacing w:val="-2"/>
+                <w:w w:val="115"/>
+                <w:sz w:val="15"/>
+              </w:rPr>
+              <w:t>Versión secuencial</w:t>
+            </w:r>
+          </w:p>
+        </w:tc>
+        <w:tc>
+          <w:tcPr>
+            <w:tcW w:w="4790" w:type="dxa"/>
+            <w:shd w:val="clear" w:color="auto" w:fill="DCE8EE"/>
+          </w:tcPr>
+          <w:p>
+            <w:pPr>
+              <w:pStyle w:val="TableParagraph"/>
+              <w:rPr>
+                <w:spacing w:val="-2"/>
+                <w:w w:val="115"/>
+                <w:sz w:val="15"/>
+              </w:rPr>
+            </w:pPr>
+            <w:r>
+              <w:rPr>
+                <w:spacing w:val="-2"/>
+                <w:w w:val="115"/>
+                <w:sz w:val="15"/>
+              </w:rPr>
+              <w:t>N=1024, mediana (ms)</w:t>
+            </w:r>
+          </w:p>
+        </w:tc>
+      </w:tr>
+      <w:tr>
+        <w:trPr>
+          <w:trHeight w:val="265"/>
+          <w:jc w:val="center"/>
+        </w:trPr>
+        <w:tc>
+          <w:tcPr>
+            <w:tcW w:w="4790" w:type="dxa"/>
+          </w:tcPr>
+          <w:p>
+            <w:pPr>
+              <w:pStyle w:val="TableParagraph"/>
+              <w:rPr>
+                <w:spacing w:val="-2"/>
+                <w:w w:val="115"/>
+                <w:sz w:val="15"/>
+              </w:rPr>
+            </w:pPr>
+            <w:r>
+              <w:rPr>
+                <w:spacing w:val="-2"/>
+                <w:w w:val="115"/>
+                <w:sz w:val="15"/>
+              </w:rPr>
+              <w:t>Left-looking</w:t>
+            </w:r>
+          </w:p>
+        </w:tc>
+        <w:tc>
+          <w:tcPr>
+            <w:tcW w:w="4790" w:type="dxa"/>
+          </w:tcPr>
+          <w:p>
+            <w:pPr>
+              <w:pStyle w:val="TableParagraph"/>
+              <w:rPr>
+                <w:spacing w:val="-2"/>
+                <w:w w:val="115"/>
+                <w:sz w:val="15"/>
+              </w:rPr>
+            </w:pPr>
+            <w:r>
+              <w:rPr>
+                <w:spacing w:val="-2"/>
+                <w:w w:val="115"/>
+                <w:sz w:val="15"/>
+              </w:rPr>
+              <w:t>230,74</w:t>
+            </w:r>
+          </w:p>
+        </w:tc>
+      </w:tr>
+      <w:tr>
+        <w:trPr>
+          <w:trHeight w:val="282"/>
+          <w:jc w:val="center"/>
+        </w:trPr>
+        <w:tc>
+          <w:tcPr>
+            <w:tcW w:w="4790" w:type="dxa"/>
+          </w:tcPr>
+          <w:p>
+            <w:pPr>
+              <w:pStyle w:val="TableParagraph"/>
+              <w:rPr>
+                <w:spacing w:val="-2"/>
+                <w:w w:val="115"/>
+                <w:sz w:val="15"/>
+              </w:rPr>
+            </w:pPr>
+            <w:r>
+              <w:rPr>
+                <w:spacing w:val="-2"/>
+                <w:w w:val="115"/>
+                <w:sz w:val="15"/>
+              </w:rPr>
+              <w:t>Right-looking original</w:t>
+            </w:r>
+          </w:p>
+        </w:tc>
+        <w:tc>
+          <w:tcPr>
+            <w:tcW w:w="4790" w:type="dxa"/>
+          </w:tcPr>
+          <w:p>
+            <w:pPr>
+              <w:pStyle w:val="TableParagraph"/>
+              <w:rPr>
+                <w:spacing w:val="-2"/>
+                <w:w w:val="115"/>
+                <w:sz w:val="15"/>
+              </w:rPr>
+            </w:pPr>
+            <w:r>
+              <w:rPr>
+                <w:spacing w:val="-2"/>
+                <w:w w:val="115"/>
+                <w:sz w:val="15"/>
+              </w:rPr>
+              <w:t>412,60</w:t>
+            </w:r>
+          </w:p>
+        </w:tc>
+      </w:tr>
+      <w:tr>
+        <w:trPr>
+          <w:trHeight w:val="265"/>
+          <w:jc w:val="center"/>
+        </w:trPr>
+        <w:tc>
+          <w:tcPr>
+            <w:tcW w:w="4790" w:type="dxa"/>
+          </w:tcPr>
+          <w:p>
+            <w:pPr>
+              <w:pStyle w:val="TableParagraph"/>
+              <w:rPr>
+                <w:spacing w:val="-2"/>
+                <w:w w:val="115"/>
+                <w:sz w:val="15"/>
+              </w:rPr>
+            </w:pPr>
+            <w:r>
+              <w:rPr>
+                <w:spacing w:val="-2"/>
+                <w:w w:val="115"/>
+                <w:sz w:val="15"/>
+              </w:rPr>
+              <w:t>Right-looking con vector</w:t>
+            </w:r>
+          </w:p>
+        </w:tc>
+        <w:tc>
+          <w:tcPr>
+            <w:tcW w:w="4790" w:type="dxa"/>
+          </w:tcPr>
+          <w:p>
+            <w:pPr>
+              <w:pStyle w:val="TableParagraph"/>
+              <w:rPr>
+                <w:spacing w:val="-2"/>
+                <w:w w:val="115"/>
+                <w:sz w:val="15"/>
+              </w:rPr>
+            </w:pPr>
+            <w:r>
+              <w:rPr>
+                <w:spacing w:val="-2"/>
+                <w:w w:val="115"/>
+                <w:sz w:val="15"/>
+              </w:rPr>
+              <w:t>125,59</w:t>
+            </w:r>
+          </w:p>
+        </w:tc>
+      </w:tr>
+    </w:tbl>
+    <w:p>
+      <w:pPr>
+        <w:pStyle w:val="Ttulo2"/>
+        <w:rPr>
+          <w:color w:val="215868" w:themeColor="accent5" w:themeShade="80"/>
+        </w:rPr>
+      </w:pPr>
+    </w:p>
+    <w:p>
+      <w:pPr>
+        <w:pStyle w:val="Ttulo2"/>
+        <w:rPr>
+          <w:color w:val="215868" w:themeColor="accent5" w:themeShade="80"/>
+        </w:rPr>
+      </w:pPr>
+      <w:r>
+        <w:rPr>
+          <w:color w:val="215868" w:themeColor="accent5" w:themeShade="80"/>
+        </w:rPr>
+        <w:t>Escalabilidad fuerte en la segunda computadora</w:t>
+      </w:r>
+    </w:p>
+    <w:p>
+      <w:pPr>
+        <w:pStyle w:val="Textoindependiente"/>
+        <w:spacing w:before="158" w:line="307" w:lineRule="auto"/>
+        <w:ind w:left="47" w:right="176"/>
+        <w:rPr>
+          <w:color w:val="243B48"/>
+          <w:w w:val="110"/>
+        </w:rPr>
+      </w:pPr>
+      <w:r>
+        <w:rPr>
+          <w:color w:val="243B48"/>
+          <w:w w:val="110"/>
+        </w:rPr>
+        <w:t xml:space="preserve">Con N=4096 fijo se midieron siete observaciones útiles por número de procesos, después de un calentamiento. Al pasar de MPI P=1 a P=4, </w:t>
+      </w:r>
+      <w:r>
+        <w:rPr>
+          <w:color w:val="243B48"/>
+          <w:w w:val="110"/>
+        </w:rPr>
+        <w:t>la factorización</w:t>
+      </w:r>
+      <w:r>
+        <w:rPr>
+          <w:color w:val="243B48"/>
+          <w:w w:val="110"/>
+        </w:rPr>
+        <w:t xml:space="preserve"> aumentó de 15,15 s a 18,00 s, un 18,8 %. El </w:t>
+      </w:r>
+      <w:proofErr w:type="spellStart"/>
+      <w:r>
+        <w:rPr>
+          <w:color w:val="243B48"/>
+          <w:w w:val="110"/>
+        </w:rPr>
+        <w:t>speedup</w:t>
+      </w:r>
+      <w:proofErr w:type="spellEnd"/>
+      <w:r>
+        <w:rPr>
+          <w:color w:val="243B48"/>
+          <w:w w:val="110"/>
+        </w:rPr>
+        <w:t xml:space="preserve"> interno fue menor que uno en todas las configuraciones P&gt;1 ensayadas. Los tiempos incluyen las comunicaciones y esperas del </w:t>
+      </w:r>
+      <w:proofErr w:type="spellStart"/>
+      <w:r>
+        <w:rPr>
+          <w:color w:val="243B48"/>
+          <w:w w:val="110"/>
+        </w:rPr>
+        <w:t>kernel</w:t>
+      </w:r>
+      <w:proofErr w:type="spellEnd"/>
+      <w:r>
+        <w:rPr>
+          <w:color w:val="243B48"/>
+          <w:w w:val="110"/>
+        </w:rPr>
+        <w:t>; no son tiempos de cálculo puro.</w:t>
+      </w:r>
+    </w:p>
+    <w:p>
+      <w:pPr>
+        <w:pStyle w:val="Textoindependiente"/>
+        <w:ind w:left="47"/>
+      </w:pPr>
+    </w:p>
+    <w:tbl>
+      <w:tblPr>
+        <w:tblStyle w:val="TableNormal"/>
+        <w:tblW w:w="9620" w:type="dxa"/>
+        <w:jc w:val="center"/>
+        <w:tblLook w:val="04A0" w:firstRow="1" w:lastRow="0" w:firstColumn="1" w:lastColumn="0" w:noHBand="0" w:noVBand="1"/>
+      </w:tblPr>
+      <w:tblGrid>
+        <w:gridCol w:w="2405"/>
+        <w:gridCol w:w="2405"/>
+        <w:gridCol w:w="2405"/>
+        <w:gridCol w:w="2405"/>
+      </w:tblGrid>
+      <w:tr>
+        <w:trPr>
+          <w:trHeight w:val="279"/>
+          <w:jc w:val="center"/>
+        </w:trPr>
+        <w:tc>
+          <w:tcPr>
+            <w:tcW w:w="2405" w:type="dxa"/>
+            <w:shd w:val="clear" w:color="auto" w:fill="DCE8EE"/>
+          </w:tcPr>
+          <w:p>
+            <w:pPr>
+              <w:pStyle w:val="TableParagraph"/>
+              <w:rPr>
+                <w:spacing w:val="-2"/>
+                <w:w w:val="115"/>
+                <w:sz w:val="20"/>
+                <w:szCs w:val="20"/>
+              </w:rPr>
+            </w:pPr>
+            <w:r>
+              <w:rPr>
+                <w:spacing w:val="-2"/>
+                <w:w w:val="115"/>
+                <w:sz w:val="20"/>
+                <w:szCs w:val="20"/>
+              </w:rPr>
+              <w:t>P</w:t>
+            </w:r>
+          </w:p>
+        </w:tc>
+        <w:tc>
+          <w:tcPr>
+            <w:tcW w:w="2405" w:type="dxa"/>
+            <w:shd w:val="clear" w:color="auto" w:fill="DCE8EE"/>
+          </w:tcPr>
+          <w:p>
+            <w:pPr>
+              <w:pStyle w:val="TableParagraph"/>
+              <w:rPr>
+                <w:spacing w:val="-2"/>
+                <w:w w:val="115"/>
+                <w:sz w:val="20"/>
+                <w:szCs w:val="20"/>
+              </w:rPr>
+            </w:pPr>
+            <w:r>
+              <w:rPr>
+                <w:spacing w:val="-2"/>
+                <w:w w:val="115"/>
+                <w:sz w:val="20"/>
+                <w:szCs w:val="20"/>
+              </w:rPr>
+              <w:t xml:space="preserve">Mediana </w:t>
+            </w:r>
+            <w:proofErr w:type="spellStart"/>
+            <w:r>
+              <w:rPr>
+                <w:spacing w:val="-2"/>
+                <w:w w:val="115"/>
+                <w:sz w:val="20"/>
+                <w:szCs w:val="20"/>
+              </w:rPr>
+              <w:t>factor_s</w:t>
+            </w:r>
+            <w:proofErr w:type="spellEnd"/>
+            <w:r>
+              <w:rPr>
+                <w:spacing w:val="-2"/>
+                <w:w w:val="115"/>
+                <w:sz w:val="20"/>
+                <w:szCs w:val="20"/>
+              </w:rPr>
+              <w:t xml:space="preserve"> (s)</w:t>
+            </w:r>
+          </w:p>
+        </w:tc>
+        <w:tc>
+          <w:tcPr>
+            <w:tcW w:w="2405" w:type="dxa"/>
+            <w:shd w:val="clear" w:color="auto" w:fill="DCE8EE"/>
+          </w:tcPr>
+          <w:p>
+            <w:pPr>
+              <w:pStyle w:val="TableParagraph"/>
+              <w:rPr>
+                <w:spacing w:val="-2"/>
+                <w:w w:val="115"/>
+                <w:sz w:val="20"/>
+                <w:szCs w:val="20"/>
+              </w:rPr>
+            </w:pPr>
+            <w:r>
+              <w:rPr>
+                <w:spacing w:val="-2"/>
+                <w:w w:val="115"/>
+                <w:sz w:val="20"/>
+                <w:szCs w:val="20"/>
+              </w:rPr>
+              <w:t>Q1–Q3 (s)</w:t>
+            </w:r>
+          </w:p>
+        </w:tc>
+        <w:tc>
+          <w:tcPr>
+            <w:tcW w:w="2405" w:type="dxa"/>
+            <w:shd w:val="clear" w:color="auto" w:fill="DCE8EE"/>
+          </w:tcPr>
+          <w:p>
+            <w:pPr>
+              <w:pStyle w:val="TableParagraph"/>
+              <w:rPr>
+                <w:spacing w:val="-2"/>
+                <w:w w:val="115"/>
+                <w:sz w:val="20"/>
+                <w:szCs w:val="20"/>
+                <w:lang w:val="en-US"/>
+              </w:rPr>
+            </w:pPr>
+            <w:r>
+              <w:rPr>
+                <w:spacing w:val="-2"/>
+                <w:w w:val="115"/>
+                <w:sz w:val="20"/>
+                <w:szCs w:val="20"/>
+                <w:lang w:val="en-US"/>
+              </w:rPr>
+              <w:t xml:space="preserve">S </w:t>
+            </w:r>
+            <w:proofErr w:type="spellStart"/>
+            <w:r>
+              <w:rPr>
+                <w:spacing w:val="-2"/>
+                <w:w w:val="115"/>
+                <w:sz w:val="20"/>
+                <w:szCs w:val="20"/>
+                <w:lang w:val="en-US"/>
+              </w:rPr>
+              <w:t>frente</w:t>
+            </w:r>
+            <w:proofErr w:type="spellEnd"/>
+            <w:r>
+              <w:rPr>
+                <w:spacing w:val="-2"/>
+                <w:w w:val="115"/>
+                <w:sz w:val="20"/>
+                <w:szCs w:val="20"/>
+                <w:lang w:val="en-US"/>
+              </w:rPr>
+              <w:t xml:space="preserve"> a MPI P=1</w:t>
+            </w:r>
+          </w:p>
+        </w:tc>
+      </w:tr>
+      <w:tr>
+        <w:trPr>
+          <w:trHeight w:val="263"/>
+          <w:jc w:val="center"/>
+        </w:trPr>
+        <w:tc>
+          <w:tcPr>
+            <w:tcW w:w="2405" w:type="dxa"/>
+          </w:tcPr>
+          <w:p>
+            <w:pPr>
+              <w:pStyle w:val="TableParagraph"/>
+              <w:rPr>
+                <w:spacing w:val="-2"/>
+                <w:w w:val="115"/>
+                <w:sz w:val="20"/>
+                <w:szCs w:val="20"/>
+              </w:rPr>
+            </w:pPr>
+            <w:r>
+              <w:rPr>
+                <w:spacing w:val="-2"/>
+                <w:w w:val="115"/>
+                <w:sz w:val="20"/>
+                <w:szCs w:val="20"/>
+              </w:rPr>
+              <w:t>1</w:t>
+            </w:r>
+          </w:p>
+        </w:tc>
+        <w:tc>
+          <w:tcPr>
+            <w:tcW w:w="2405" w:type="dxa"/>
+          </w:tcPr>
+          <w:p>
+            <w:pPr>
+              <w:pStyle w:val="TableParagraph"/>
+              <w:rPr>
+                <w:spacing w:val="-2"/>
+                <w:w w:val="115"/>
+                <w:sz w:val="20"/>
+                <w:szCs w:val="20"/>
+              </w:rPr>
+            </w:pPr>
+            <w:r>
+              <w:rPr>
+                <w:spacing w:val="-2"/>
+                <w:w w:val="115"/>
+                <w:sz w:val="20"/>
+                <w:szCs w:val="20"/>
+              </w:rPr>
+              <w:t>15,1502</w:t>
+            </w:r>
+          </w:p>
+        </w:tc>
+        <w:tc>
+          <w:tcPr>
+            <w:tcW w:w="2405" w:type="dxa"/>
+          </w:tcPr>
+          <w:p>
+            <w:pPr>
+              <w:pStyle w:val="TableParagraph"/>
+              <w:rPr>
+                <w:spacing w:val="-2"/>
+                <w:w w:val="115"/>
+                <w:sz w:val="20"/>
+                <w:szCs w:val="20"/>
+              </w:rPr>
+            </w:pPr>
+            <w:r>
+              <w:rPr>
+                <w:spacing w:val="-2"/>
+                <w:w w:val="115"/>
+                <w:sz w:val="20"/>
+                <w:szCs w:val="20"/>
+              </w:rPr>
+              <w:t>14,4356–15,2246</w:t>
+            </w:r>
+          </w:p>
+        </w:tc>
+        <w:tc>
+          <w:tcPr>
+            <w:tcW w:w="2405" w:type="dxa"/>
+          </w:tcPr>
+          <w:p>
+            <w:pPr>
+              <w:pStyle w:val="TableParagraph"/>
+              <w:rPr>
+                <w:spacing w:val="-2"/>
+                <w:w w:val="115"/>
+                <w:sz w:val="20"/>
+                <w:szCs w:val="20"/>
+              </w:rPr>
+            </w:pPr>
+            <w:r>
+              <w:rPr>
+                <w:spacing w:val="-2"/>
+                <w:w w:val="115"/>
+                <w:sz w:val="20"/>
+                <w:szCs w:val="20"/>
+              </w:rPr>
+              <w:t>1,000</w:t>
+            </w:r>
+          </w:p>
+        </w:tc>
+      </w:tr>
+      <w:tr>
+        <w:trPr>
+          <w:trHeight w:val="279"/>
+          <w:jc w:val="center"/>
+        </w:trPr>
+        <w:tc>
+          <w:tcPr>
+            <w:tcW w:w="2405" w:type="dxa"/>
+          </w:tcPr>
+          <w:p>
+            <w:pPr>
+              <w:pStyle w:val="TableParagraph"/>
+              <w:rPr>
+                <w:spacing w:val="-2"/>
+                <w:w w:val="115"/>
+                <w:sz w:val="20"/>
+                <w:szCs w:val="20"/>
+              </w:rPr>
+            </w:pPr>
+            <w:r>
+              <w:rPr>
+                <w:spacing w:val="-2"/>
+                <w:w w:val="115"/>
+                <w:sz w:val="20"/>
+                <w:szCs w:val="20"/>
+              </w:rPr>
+              <w:t>2</w:t>
+            </w:r>
+          </w:p>
+        </w:tc>
+        <w:tc>
+          <w:tcPr>
+            <w:tcW w:w="2405" w:type="dxa"/>
+          </w:tcPr>
+          <w:p>
+            <w:pPr>
+              <w:pStyle w:val="TableParagraph"/>
+              <w:rPr>
+                <w:spacing w:val="-2"/>
+                <w:w w:val="115"/>
+                <w:sz w:val="20"/>
+                <w:szCs w:val="20"/>
+              </w:rPr>
+            </w:pPr>
+            <w:r>
+              <w:rPr>
+                <w:spacing w:val="-2"/>
+                <w:w w:val="115"/>
+                <w:sz w:val="20"/>
+                <w:szCs w:val="20"/>
+              </w:rPr>
+              <w:t>17,1442</w:t>
+            </w:r>
+          </w:p>
+        </w:tc>
+        <w:tc>
+          <w:tcPr>
+            <w:tcW w:w="2405" w:type="dxa"/>
+          </w:tcPr>
+          <w:p>
+            <w:pPr>
+              <w:pStyle w:val="TableParagraph"/>
+              <w:rPr>
+                <w:spacing w:val="-2"/>
+                <w:w w:val="115"/>
+                <w:sz w:val="20"/>
+                <w:szCs w:val="20"/>
+              </w:rPr>
+            </w:pPr>
+            <w:r>
+              <w:rPr>
+                <w:spacing w:val="-2"/>
+                <w:w w:val="115"/>
+                <w:sz w:val="20"/>
+                <w:szCs w:val="20"/>
+              </w:rPr>
+              <w:t>15,6231–17,7183</w:t>
+            </w:r>
+          </w:p>
+        </w:tc>
+        <w:tc>
+          <w:tcPr>
+            <w:tcW w:w="2405" w:type="dxa"/>
+          </w:tcPr>
+          <w:p>
+            <w:pPr>
+              <w:pStyle w:val="TableParagraph"/>
+              <w:rPr>
+                <w:spacing w:val="-2"/>
+                <w:w w:val="115"/>
+                <w:sz w:val="20"/>
+                <w:szCs w:val="20"/>
+              </w:rPr>
+            </w:pPr>
+            <w:r>
+              <w:rPr>
+                <w:spacing w:val="-2"/>
+                <w:w w:val="115"/>
+                <w:sz w:val="20"/>
+                <w:szCs w:val="20"/>
+              </w:rPr>
+              <w:t>0,884</w:t>
+            </w:r>
+          </w:p>
+        </w:tc>
+      </w:tr>
+      <w:tr>
+        <w:trPr>
+          <w:trHeight w:val="263"/>
+          <w:jc w:val="center"/>
+        </w:trPr>
+        <w:tc>
+          <w:tcPr>
+            <w:tcW w:w="2405" w:type="dxa"/>
+          </w:tcPr>
+          <w:p>
+            <w:pPr>
+              <w:pStyle w:val="TableParagraph"/>
+              <w:rPr>
+                <w:spacing w:val="-2"/>
+                <w:w w:val="115"/>
+                <w:sz w:val="20"/>
+                <w:szCs w:val="20"/>
+              </w:rPr>
+            </w:pPr>
+            <w:r>
+              <w:rPr>
+                <w:spacing w:val="-2"/>
+                <w:w w:val="115"/>
+                <w:sz w:val="20"/>
+                <w:szCs w:val="20"/>
+              </w:rPr>
+              <w:t>3</w:t>
+            </w:r>
+          </w:p>
+        </w:tc>
+        <w:tc>
+          <w:tcPr>
+            <w:tcW w:w="2405" w:type="dxa"/>
+          </w:tcPr>
+          <w:p>
+            <w:pPr>
+              <w:pStyle w:val="TableParagraph"/>
+              <w:rPr>
+                <w:spacing w:val="-2"/>
+                <w:w w:val="115"/>
+                <w:sz w:val="20"/>
+                <w:szCs w:val="20"/>
+              </w:rPr>
+            </w:pPr>
+            <w:r>
+              <w:rPr>
+                <w:spacing w:val="-2"/>
+                <w:w w:val="115"/>
+                <w:sz w:val="20"/>
+                <w:szCs w:val="20"/>
+              </w:rPr>
+              <w:t>18,3394</w:t>
+            </w:r>
+          </w:p>
+        </w:tc>
+        <w:tc>
+          <w:tcPr>
+            <w:tcW w:w="2405" w:type="dxa"/>
+          </w:tcPr>
+          <w:p>
+            <w:pPr>
+              <w:pStyle w:val="TableParagraph"/>
+              <w:rPr>
+                <w:spacing w:val="-2"/>
+                <w:w w:val="115"/>
+                <w:sz w:val="20"/>
+                <w:szCs w:val="20"/>
+              </w:rPr>
+            </w:pPr>
+            <w:r>
+              <w:rPr>
+                <w:spacing w:val="-2"/>
+                <w:w w:val="115"/>
+                <w:sz w:val="20"/>
+                <w:szCs w:val="20"/>
+              </w:rPr>
+              <w:t>17,7458–19,0405</w:t>
+            </w:r>
+          </w:p>
+        </w:tc>
+        <w:tc>
+          <w:tcPr>
+            <w:tcW w:w="2405" w:type="dxa"/>
+          </w:tcPr>
+          <w:p>
+            <w:pPr>
+              <w:pStyle w:val="TableParagraph"/>
+              <w:rPr>
+                <w:spacing w:val="-2"/>
+                <w:w w:val="115"/>
+                <w:sz w:val="20"/>
+                <w:szCs w:val="20"/>
+              </w:rPr>
+            </w:pPr>
+            <w:r>
+              <w:rPr>
+                <w:spacing w:val="-2"/>
+                <w:w w:val="115"/>
+                <w:sz w:val="20"/>
+                <w:szCs w:val="20"/>
+              </w:rPr>
+              <w:t>0,826</w:t>
+            </w:r>
+          </w:p>
+        </w:tc>
+      </w:tr>
+      <w:tr>
+        <w:trPr>
+          <w:trHeight w:val="279"/>
+          <w:jc w:val="center"/>
+        </w:trPr>
+        <w:tc>
+          <w:tcPr>
+            <w:tcW w:w="2405" w:type="dxa"/>
+          </w:tcPr>
+          <w:p>
+            <w:pPr>
+              <w:pStyle w:val="TableParagraph"/>
+              <w:rPr>
+                <w:spacing w:val="-2"/>
+                <w:w w:val="115"/>
+                <w:sz w:val="20"/>
+                <w:szCs w:val="20"/>
+              </w:rPr>
+            </w:pPr>
+            <w:r>
+              <w:rPr>
+                <w:spacing w:val="-2"/>
+                <w:w w:val="115"/>
+                <w:sz w:val="20"/>
+                <w:szCs w:val="20"/>
+              </w:rPr>
+              <w:t>4</w:t>
+            </w:r>
+          </w:p>
+        </w:tc>
+        <w:tc>
+          <w:tcPr>
+            <w:tcW w:w="2405" w:type="dxa"/>
+          </w:tcPr>
+          <w:p>
+            <w:pPr>
+              <w:pStyle w:val="TableParagraph"/>
+              <w:rPr>
+                <w:spacing w:val="-2"/>
+                <w:w w:val="115"/>
+                <w:sz w:val="20"/>
+                <w:szCs w:val="20"/>
+              </w:rPr>
+            </w:pPr>
+            <w:r>
+              <w:rPr>
+                <w:spacing w:val="-2"/>
+                <w:w w:val="115"/>
+                <w:sz w:val="20"/>
+                <w:szCs w:val="20"/>
+              </w:rPr>
+              <w:t>18,0030</w:t>
+            </w:r>
+          </w:p>
+        </w:tc>
+        <w:tc>
+          <w:tcPr>
+            <w:tcW w:w="2405" w:type="dxa"/>
+          </w:tcPr>
+          <w:p>
+            <w:pPr>
+              <w:pStyle w:val="TableParagraph"/>
+              <w:rPr>
+                <w:spacing w:val="-2"/>
+                <w:w w:val="115"/>
+                <w:sz w:val="20"/>
+                <w:szCs w:val="20"/>
+              </w:rPr>
+            </w:pPr>
+            <w:r>
+              <w:rPr>
+                <w:spacing w:val="-2"/>
+                <w:w w:val="115"/>
+                <w:sz w:val="20"/>
+                <w:szCs w:val="20"/>
+              </w:rPr>
+              <w:t>17,2894–19,0941</w:t>
+            </w:r>
+          </w:p>
+        </w:tc>
+        <w:tc>
+          <w:tcPr>
+            <w:tcW w:w="2405" w:type="dxa"/>
+          </w:tcPr>
+          <w:p>
+            <w:pPr>
+              <w:pStyle w:val="TableParagraph"/>
+              <w:rPr>
+                <w:spacing w:val="-2"/>
+                <w:w w:val="115"/>
+                <w:sz w:val="20"/>
+                <w:szCs w:val="20"/>
+              </w:rPr>
+            </w:pPr>
+            <w:r>
+              <w:rPr>
+                <w:spacing w:val="-2"/>
+                <w:w w:val="115"/>
+                <w:sz w:val="20"/>
+                <w:szCs w:val="20"/>
+              </w:rPr>
+              <w:t>0,842</w:t>
+            </w:r>
+          </w:p>
+        </w:tc>
+      </w:tr>
+    </w:tbl>
+    <w:p/>
+    <w:p>
+      <w:pPr>
+        <w:pStyle w:val="Ttulo2"/>
+        <w:rPr>
+          <w:color w:val="215868" w:themeColor="accent5" w:themeShade="80"/>
+        </w:rPr>
+      </w:pPr>
+      <w:r>
+        <w:rPr>
+          <w:color w:val="215868" w:themeColor="accent5" w:themeShade="80"/>
+        </w:rPr>
+        <w:lastRenderedPageBreak/>
+        <w:t>Otros contrastes y alcance</w:t>
+      </w:r>
+    </w:p>
+    <w:p>
+      <w:pPr>
+        <w:pStyle w:val="Textoindependiente"/>
+        <w:spacing w:before="274" w:line="307" w:lineRule="auto"/>
+        <w:ind w:left="47"/>
+        <w:rPr>
+          <w:color w:val="243B48"/>
+          <w:w w:val="110"/>
+        </w:rPr>
+      </w:pPr>
+      <w:r>
+        <w:rPr>
+          <w:color w:val="243B48"/>
+          <w:w w:val="110"/>
+        </w:rPr>
+        <w:t>Para N=1024/P=3, el reparto contiguo con vector local alcanzó 136,89 ms y el cíclico 155,70 ms: el orden se invirtió respecto de la campaña original que motivó la elección de reparto. Para N=2048/P=4, la generación centralizada registró 52,04 ms y la distribuida 55,96 ms; en ese caso la generación distribuida tampoco ganó en tiempo.</w:t>
+      </w:r>
+    </w:p>
+    <w:p>
+      <w:pPr>
+        <w:pStyle w:val="Textoindependiente"/>
+        <w:spacing w:before="274" w:line="307" w:lineRule="auto"/>
+        <w:ind w:left="47"/>
+        <w:rPr>
+          <w:color w:val="243B48"/>
+          <w:w w:val="110"/>
+        </w:rPr>
+      </w:pPr>
+      <w:r>
+        <w:rPr>
+          <w:color w:val="243B48"/>
+          <w:w w:val="110"/>
+        </w:rPr>
+        <w:t>En N=2048, la factorización del C secuencial propio tardó 1,9282 s frente a 0,1014 s de LAPACK/</w:t>
+      </w:r>
+      <w:proofErr w:type="spellStart"/>
+      <w:r>
+        <w:rPr>
+          <w:color w:val="243B48"/>
+          <w:w w:val="110"/>
+        </w:rPr>
+        <w:t>OpenBLAS</w:t>
+      </w:r>
+      <w:proofErr w:type="spellEnd"/>
+      <w:r>
+        <w:rPr>
+          <w:color w:val="243B48"/>
+          <w:w w:val="110"/>
+        </w:rPr>
+        <w:t xml:space="preserve"> con un hilo, una diferencia cercana a 19 veces. En el reloj externo del candidato, el secuencial propio registró 1,9857 s y MPI P=4, 3,2448 s. Son fronteras de medición diferentes y no se combinan en un solo cociente.</w:t>
+      </w:r>
+    </w:p>
+    <w:p>
+      <w:pPr>
+        <w:pStyle w:val="Textoindependiente"/>
+        <w:spacing w:before="274" w:line="307" w:lineRule="auto"/>
+        <w:ind w:left="47"/>
+        <w:rPr>
+          <w:color w:val="243B48"/>
+          <w:w w:val="110"/>
+        </w:rPr>
+      </w:pPr>
+      <w:r>
+        <w:rPr>
+          <w:color w:val="243B48"/>
+          <w:w w:val="110"/>
+        </w:rPr>
+        <w:t>El paquete conserva 634 salidas CSV previstas y una verificación de 6322 filas numéricas, sin errores reportados, con máximo residuo o diferencia de 3,9784 × 10</w:t>
+      </w:r>
+      <w:r>
+        <w:rPr>
+          <w:rFonts w:ascii="Cambria Math" w:hAnsi="Cambria Math" w:cs="Cambria Math"/>
+          <w:color w:val="243B48"/>
+          <w:w w:val="110"/>
+        </w:rPr>
+        <w:t>⁻</w:t>
+      </w:r>
+      <w:r>
+        <w:rPr>
+          <w:color w:val="243B48"/>
+          <w:w w:val="110"/>
+        </w:rPr>
+        <w:t>¹⁵ (umbral 10</w:t>
+      </w:r>
+      <w:r>
+        <w:rPr>
+          <w:rFonts w:ascii="Cambria Math" w:hAnsi="Cambria Math" w:cs="Cambria Math"/>
+          <w:color w:val="243B48"/>
+          <w:w w:val="110"/>
+        </w:rPr>
+        <w:t>⁻</w:t>
+      </w:r>
+      <w:r>
+        <w:rPr>
+          <w:color w:val="243B48"/>
+          <w:w w:val="110"/>
+        </w:rPr>
+        <w:t>¹²). La comparación de 33 fuentes no encontró diferencias con sus originales. Un script inicial terminó con código 127 por un retorno de carro después de producir tres CSV completos que pasaron la verificación.</w:t>
+      </w:r>
+    </w:p>
+    <w:p>
+      <w:pPr>
+        <w:pStyle w:val="Textoindependiente"/>
+        <w:spacing w:before="274" w:line="307" w:lineRule="auto"/>
+        <w:ind w:left="47"/>
+        <w:rPr>
+          <w:color w:val="243B48"/>
+          <w:w w:val="110"/>
+        </w:rPr>
+      </w:pPr>
+      <w:r>
+        <w:rPr>
+          <w:color w:val="243B48"/>
+          <w:w w:val="110"/>
+        </w:rPr>
+        <w:t>Esta répli</w:t>
+      </w:r>
+      <w:r>
+        <w:rPr>
+          <w:color w:val="243B48"/>
+          <w:w w:val="110"/>
+        </w:rPr>
+        <w:t>c</w:t>
+      </w:r>
+      <w:r>
+        <w:rPr>
+          <w:color w:val="243B48"/>
+          <w:w w:val="110"/>
+        </w:rPr>
+        <w:t>a amplía la validez externa del estudio: el vector auxiliar fue beneficioso en el caso repetido, pero la distribución cíclica y el escalado MPI no conservaron necesariamente su ventaja temporal. La evidencia no permite atribuir esa variación a una causa exclusiva entre CPU, memoria, comunicación, planificación y WSL2.</w:t>
+      </w:r>
+    </w:p>
+    <w:p>
+      <w:pPr>
+        <w:pStyle w:val="Textoindependiente"/>
+      </w:pPr>
+    </w:p>
+    <w:p>
+      <w:pPr>
+        <w:pStyle w:val="Ttulo1"/>
+        <w:numPr>
+          <w:ilvl w:val="0"/>
+          <w:numId w:val="2"/>
+        </w:numPr>
         <w:tabs>
           <w:tab w:val="left" w:pos="766"/>
         </w:tabs>
@@ -49056,17 +50125,33 @@
         <w:pStyle w:val="Textoindependiente"/>
         <w:spacing w:before="158" w:line="307" w:lineRule="auto"/>
         <w:ind w:left="47"/>
+        <w:rPr>
+          <w:color w:val="243B48"/>
+          <w:w w:val="110"/>
+        </w:rPr>
       </w:pPr>
       <w:r>
+        <w:rPr>
+          <w:color w:val="243B48"/>
+          <w:w w:val="110"/>
+        </w:rPr>
         <w:t xml:space="preserve">En la campaña formal </w:t>
       </w:r>
       <w:proofErr w:type="spellStart"/>
       <w:r>
+        <w:rPr>
+          <w:color w:val="243B48"/>
+          <w:w w:val="110"/>
+        </w:rPr>
         <w:t>intranodo</w:t>
       </w:r>
       <w:proofErr w:type="spellEnd"/>
       <w:r>
-        <w:t xml:space="preserve"> del 28/09, el primer N ensayado que cumplió el criterio descriptivo de mejora de aplicación fue 192 con P=3. Los distintos P cruzaron en tamaños distintos y las curvas no fueron siempre monótonas. La campaña mayor demostró que acelerar la aplicación no implica terminar antes el comando: P=6 perdió en el reloj externo para N=512 y N=1024, pero ganó para N=2048 y N=4096.</w:t>
+        <w:rPr>
+          <w:color w:val="243B48"/>
+          <w:w w:val="110"/>
+        </w:rPr>
+        <w:t>, el primer N ensayado que cumplió el criterio descriptivo de mejora de aplicación fue 192 con P=3. Los distintos P cruzaron en tamaños distintos y las curvas no fueron siempre monótonas. La campaña mayor demostró que acelerar la aplicación no implica terminar antes el comando: P=6 perdió en el reloj externo para N=512 y N=1024, pero ganó para N=2048 y N=4096.</w:t>
       </w:r>
     </w:p>
     <w:p>
@@ -49074,32 +50159,64 @@
         <w:pStyle w:val="Textoindependiente"/>
         <w:spacing w:before="159" w:line="307" w:lineRule="auto"/>
         <w:ind w:left="47" w:right="108"/>
+        <w:rPr>
+          <w:color w:val="243B48"/>
+          <w:w w:val="110"/>
+        </w:rPr>
       </w:pPr>
       <w:r>
-        <w:t xml:space="preserve">En una sesión independiente del 03/10, con una cuota de recursos diferente, la extensión de </w:t>
+        <w:rPr>
+          <w:color w:val="243B48"/>
+          <w:w w:val="110"/>
+        </w:rPr>
+        <w:t xml:space="preserve">En una sesión independiente, con una cuota de recursos diferente, la extensión de </w:t>
       </w:r>
       <w:proofErr w:type="spellStart"/>
       <w:r>
+        <w:rPr>
+          <w:color w:val="243B48"/>
+          <w:w w:val="110"/>
+        </w:rPr>
         <w:t>strong</w:t>
       </w:r>
       <w:proofErr w:type="spellEnd"/>
       <w:r>
+        <w:rPr>
+          <w:color w:val="243B48"/>
+          <w:w w:val="110"/>
+        </w:rPr>
         <w:t xml:space="preserve"> </w:t>
       </w:r>
       <w:proofErr w:type="spellStart"/>
       <w:r>
+        <w:rPr>
+          <w:color w:val="243B48"/>
+          <w:w w:val="110"/>
+        </w:rPr>
         <w:t>scaling</w:t>
       </w:r>
       <w:proofErr w:type="spellEnd"/>
       <w:r>
+        <w:rPr>
+          <w:color w:val="243B48"/>
+          <w:w w:val="110"/>
+        </w:rPr>
         <w:t xml:space="preserve"> mostró que aumentar P hasta 32 redujo sustancialmente el tiempo para N=8192, pero con eficiencia decreciente. P=32 obtuvo el menor tiempo ensayado y un </w:t>
       </w:r>
       <w:proofErr w:type="spellStart"/>
       <w:r>
+        <w:rPr>
+          <w:color w:val="243B48"/>
+          <w:w w:val="110"/>
+        </w:rPr>
         <w:t>speedup</w:t>
       </w:r>
       <w:proofErr w:type="spellEnd"/>
       <w:r>
+        <w:rPr>
+          <w:color w:val="243B48"/>
+          <w:w w:val="110"/>
+        </w:rPr>
         <w:t xml:space="preserve"> de 4,734 respecto de MPI P=1; no se presenta como óptimo global. La degradación entre P=4 y P=8 fue consistente dentro de la sesión, aunque su causa queda abierta por falta de instrumentación interna.</w:t>
       </w:r>
     </w:p>
@@ -49108,6 +50225,11 @@
         <w:pStyle w:val="Textoindependiente"/>
         <w:spacing w:before="158" w:line="307" w:lineRule="auto"/>
         <w:ind w:left="47" w:right="119"/>
+        <w:rPr>
+          <w:color w:val="243B48"/>
+          <w:spacing w:val="-2"/>
+          <w:w w:val="110"/>
+        </w:rPr>
       </w:pPr>
       <w:r>
         <w:rPr>
@@ -49156,6 +50278,30 @@
         </w:rPr>
         <w:t>local.</w:t>
       </w:r>
+    </w:p>
+    <w:p>
+      <w:pPr>
+        <w:pStyle w:val="Textoindependiente"/>
+        <w:spacing w:before="158" w:line="307" w:lineRule="auto"/>
+        <w:ind w:left="47" w:right="119"/>
+        <w:rPr>
+          <w:color w:val="243B48"/>
+          <w:spacing w:val="-2"/>
+          <w:w w:val="110"/>
+        </w:rPr>
+      </w:pPr>
+    </w:p>
+    <w:p>
+      <w:pPr>
+        <w:pStyle w:val="Textoindependiente"/>
+        <w:spacing w:before="158" w:line="307" w:lineRule="auto"/>
+        <w:ind w:left="47" w:right="119"/>
+        <w:rPr>
+          <w:color w:val="243B48"/>
+          <w:spacing w:val="-2"/>
+          <w:w w:val="110"/>
+        </w:rPr>
+      </w:pPr>
     </w:p>
     <w:p>
       <w:pPr>
@@ -49168,19 +50314,34 @@
           <w:color w:val="243B48"/>
           <w:w w:val="110"/>
         </w:rPr>
+        <w:lastRenderedPageBreak/>
         <w:t>Las campañas realizadas permiten responder las preguntas planteadas dentro del alcance estudiado. Una ampliación puede evaluar nuevas condiciones o comprobar la estabilidad de los resultados en otras sesiones, manteniendo referencias contemporáneas, relojes explícitos y la evidencia original.</w:t>
       </w:r>
     </w:p>
     <w:p>
       <w:pPr>
         <w:pStyle w:val="Textoindependiente"/>
-        <w:spacing w:line="307" w:lineRule="auto"/>
-        <w:sectPr>
-          <w:pgSz w:w="11910" w:h="16840"/>
-          <w:pgMar w:top="960" w:right="992" w:bottom="620" w:left="992" w:header="130" w:footer="390" w:gutter="0"/>
-          <w:cols w:space="720"/>
-        </w:sectPr>
+        <w:spacing w:before="158" w:line="307" w:lineRule="auto"/>
+        <w:ind w:left="47" w:right="234"/>
+        <w:rPr>
+          <w:color w:val="243B48"/>
+          <w:w w:val="110"/>
+        </w:rPr>
       </w:pPr>
+      <w:r>
+        <w:rPr>
+          <w:color w:val="243B48"/>
+          <w:w w:val="110"/>
+        </w:rPr>
+        <w:t xml:space="preserve">A partir de las pruebas </w:t>
+      </w:r>
+      <w:r>
+        <w:rPr>
+          <w:color w:val="243B48"/>
+          <w:w w:val="110"/>
+        </w:rPr>
+        <w:t>en la segunda computadora, podemos decir que el rendimiento paralelo no depende únicamente del algoritmo y del numero de procesos, sino también de las características de la arquitectura y del entorno de ejecución.</w:t>
+      </w:r>
     </w:p>
     <w:p>
       <w:pPr>
@@ -49195,18 +50356,11 @@
         <w:spacing w:before="97"/>
         <w:ind w:left="766" w:hanging="719"/>
       </w:pPr>
-      <w:bookmarkStart w:id="36" w:name="20._Continuación_técnica_razonable"/>
-      <w:bookmarkStart w:id="37" w:name="21._Guía_de_lectura_de_la_entrega"/>
-      <w:bookmarkStart w:id="38" w:name="_bookmark17"/>
-      <w:bookmarkEnd w:id="36"/>
-      <w:bookmarkEnd w:id="37"/>
-      <w:bookmarkEnd w:id="38"/>
       <w:r>
         <w:rPr>
           <w:color w:val="163B4F"/>
           <w:w w:val="120"/>
         </w:rPr>
-        <w:lastRenderedPageBreak/>
         <w:t>Continuación</w:t>
       </w:r>
       <w:r>
@@ -49785,11 +50939,10 @@
         <w:pStyle w:val="Textoindependiente"/>
         <w:spacing w:before="159" w:line="307" w:lineRule="auto"/>
         <w:ind w:left="47"/>
-        <w:sectPr>
-          <w:pgSz w:w="11910" w:h="16840"/>
-          <w:pgMar w:top="960" w:right="992" w:bottom="620" w:left="992" w:header="130" w:footer="390" w:gutter="0"/>
-          <w:cols w:space="720"/>
-        </w:sectPr>
+        <w:rPr>
+          <w:color w:val="243B48"/>
+          <w:w w:val="110"/>
+        </w:rPr>
       </w:pPr>
       <w:r>
         <w:rPr>
@@ -49891,12 +51044,13 @@
     <w:p>
       <w:pPr>
         <w:pStyle w:val="Textoindependiente"/>
-        <w:spacing w:before="158" w:line="307" w:lineRule="auto"/>
+        <w:spacing w:before="159" w:line="307" w:lineRule="auto"/>
+        <w:ind w:left="47"/>
+        <w:rPr>
+          <w:color w:val="243B48"/>
+          <w:w w:val="110"/>
+        </w:rPr>
       </w:pPr>
-      <w:bookmarkStart w:id="39" w:name="Anexo_A._Reconstrucción_histórica_y_proc"/>
-      <w:bookmarkStart w:id="40" w:name="_bookmark18"/>
-      <w:bookmarkEnd w:id="39"/>
-      <w:bookmarkEnd w:id="40"/>
     </w:p>
     <w:p>
       <w:pPr>
@@ -49916,57 +51070,99 @@
     <w:p>
       <w:pPr>
         <w:pStyle w:val="Textoindependiente"/>
+        <w:spacing w:before="159" w:line="307" w:lineRule="auto"/>
+        <w:ind w:left="47"/>
+        <w:rPr>
+          <w:color w:val="243B48"/>
+          <w:w w:val="110"/>
+        </w:rPr>
       </w:pPr>
       <w:r>
+        <w:rPr>
+          <w:color w:val="243B48"/>
+          <w:w w:val="110"/>
+        </w:rPr>
         <w:t xml:space="preserve">Ballard, G., </w:t>
       </w:r>
       <w:proofErr w:type="spellStart"/>
       <w:r>
+        <w:rPr>
+          <w:color w:val="243B48"/>
+          <w:w w:val="110"/>
+        </w:rPr>
         <w:t>Demmel</w:t>
       </w:r>
       <w:proofErr w:type="spellEnd"/>
       <w:r>
+        <w:rPr>
+          <w:color w:val="243B48"/>
+          <w:w w:val="110"/>
+        </w:rPr>
         <w:t xml:space="preserve">, J., </w:t>
       </w:r>
       <w:proofErr w:type="spellStart"/>
       <w:r>
+        <w:rPr>
+          <w:color w:val="243B48"/>
+          <w:w w:val="110"/>
+        </w:rPr>
         <w:t>Holtz</w:t>
       </w:r>
       <w:proofErr w:type="spellEnd"/>
       <w:r>
+        <w:rPr>
+          <w:color w:val="243B48"/>
+          <w:w w:val="110"/>
+        </w:rPr>
         <w:t xml:space="preserve">, O. y Schwartz, O. (2009). </w:t>
       </w:r>
       <w:r>
         <w:rPr>
+          <w:color w:val="243B48"/>
+          <w:w w:val="110"/>
           <w:lang w:val="en-US"/>
         </w:rPr>
         <w:t xml:space="preserve">Communication-optimal parallel and sequential Cholesky decomposition. </w:t>
       </w:r>
       <w:r>
+        <w:rPr>
+          <w:color w:val="243B48"/>
+          <w:w w:val="110"/>
+        </w:rPr>
         <w:t>Referencia teórica citada en las secciones de dependencias y comunicación.</w:t>
       </w:r>
     </w:p>
     <w:p>
       <w:pPr>
         <w:pStyle w:val="Textoindependiente"/>
-      </w:pPr>
-    </w:p>
-    <w:p>
-      <w:pPr>
-        <w:pStyle w:val="Textoindependiente"/>
+        <w:spacing w:before="159" w:line="307" w:lineRule="auto"/>
+        <w:ind w:left="47"/>
+        <w:rPr>
+          <w:color w:val="243B48"/>
+          <w:w w:val="110"/>
+        </w:rPr>
       </w:pPr>
       <w:proofErr w:type="spellStart"/>
       <w:r>
+        <w:rPr>
+          <w:color w:val="243B48"/>
+          <w:w w:val="110"/>
+        </w:rPr>
         <w:t>Netlib</w:t>
       </w:r>
       <w:proofErr w:type="spellEnd"/>
       <w:r>
+        <w:rPr>
+          <w:color w:val="243B48"/>
+          <w:w w:val="110"/>
+        </w:rPr>
         <w:t xml:space="preserve">. LAPACK: rutina DPOTRF y documentación de la biblioteca. </w:t>
       </w:r>
       <w:hyperlink r:id="rId38" w:history="1">
         <w:r>
           <w:rPr>
             <w:rStyle w:val="Hipervnculo"/>
+            <w:w w:val="110"/>
           </w:rPr>
           <w:t>https://www.netlib.org/lapack/</w:t>
         </w:r>
@@ -49975,40 +51171,68 @@
     <w:p>
       <w:pPr>
         <w:pStyle w:val="Textoindependiente"/>
-      </w:pPr>
-    </w:p>
-    <w:p>
-      <w:pPr>
-        <w:pStyle w:val="Textoindependiente"/>
+        <w:spacing w:before="159" w:line="307" w:lineRule="auto"/>
+        <w:ind w:left="47"/>
+        <w:rPr>
+          <w:color w:val="243B48"/>
+          <w:w w:val="110"/>
+          <w:lang w:val="en-US"/>
+        </w:rPr>
       </w:pPr>
       <w:proofErr w:type="spellStart"/>
       <w:r>
+        <w:rPr>
+          <w:color w:val="243B48"/>
+          <w:w w:val="110"/>
+        </w:rPr>
         <w:t>Netlib</w:t>
       </w:r>
       <w:proofErr w:type="spellEnd"/>
       <w:r>
+        <w:rPr>
+          <w:color w:val="243B48"/>
+          <w:w w:val="110"/>
+        </w:rPr>
         <w:t xml:space="preserve">. </w:t>
       </w:r>
       <w:proofErr w:type="spellStart"/>
       <w:r>
+        <w:rPr>
+          <w:color w:val="243B48"/>
+          <w:w w:val="110"/>
+        </w:rPr>
         <w:t>ScaLAPACK</w:t>
       </w:r>
       <w:proofErr w:type="spellEnd"/>
       <w:r>
+        <w:rPr>
+          <w:color w:val="243B48"/>
+          <w:w w:val="110"/>
+        </w:rPr>
         <w:t xml:space="preserve"> </w:t>
       </w:r>
       <w:proofErr w:type="spellStart"/>
       <w:r>
+        <w:rPr>
+          <w:color w:val="243B48"/>
+          <w:w w:val="110"/>
+        </w:rPr>
         <w:t>Users</w:t>
       </w:r>
       <w:proofErr w:type="spellEnd"/>
       <w:r>
+        <w:rPr>
+          <w:color w:val="243B48"/>
+          <w:w w:val="110"/>
+        </w:rPr>
         <w:t xml:space="preserve">’ Guide: distribución bidimensional bloque-cíclica y almacenamiento local. </w:t>
       </w:r>
       <w:hyperlink r:id="rId39" w:history="1">
         <w:r>
           <w:rPr>
-            <w:rStyle w:val="Hipervnculo"/>
+            <w:color w:val="243B48"/>
+            <w:w w:val="110"/>
+            <w:lang w:val="en-US"/>
           </w:rPr>
           <w:t>https://www.netlib.org/scalapack/slug/</w:t>
         </w:r>
@@ -50017,17 +51241,17 @@
     <w:p>
       <w:pPr>
         <w:pStyle w:val="Textoindependiente"/>
+        <w:spacing w:before="159" w:line="307" w:lineRule="auto"/>
+        <w:ind w:left="47"/>
+        <w:rPr>
+          <w:color w:val="243B48"/>
+          <w:w w:val="110"/>
+        </w:rPr>
       </w:pPr>
-    </w:p>
-    <w:p>
-      <w:pPr>
-        <w:pStyle w:val="Textoindependiente"/>
-        <w:rPr>
-          <w:lang w:val="en-US"/>
-        </w:rPr>
-      </w:pPr>
-      <w:r>
-        <w:rPr>
+      <w:r>
+        <w:rPr>
+          <w:color w:val="243B48"/>
+          <w:w w:val="110"/>
           <w:lang w:val="en-US"/>
         </w:rPr>
         <w:t xml:space="preserve">MPI Forum. MPI: A Message-Passing Interface Standard. </w:t>
@@ -50036,7 +51260,7 @@
         <w:r>
           <w:rPr>
             <w:rStyle w:val="Hipervnculo"/>
-            <w:lang w:val="en-US"/>
+            <w:w w:val="110"/>
           </w:rPr>
           <w:t>https://www.mpi-forum.org/docs/</w:t>
         </w:r>
@@ -50045,30 +51269,41 @@
     <w:p>
       <w:pPr>
         <w:pStyle w:val="Textoindependiente"/>
-        <w:rPr>
-          <w:lang w:val="en-US"/>
+        <w:spacing w:before="159" w:line="307" w:lineRule="auto"/>
+        <w:ind w:left="47"/>
+        <w:rPr>
+          <w:color w:val="243B48"/>
+          <w:w w:val="110"/>
         </w:rPr>
       </w:pPr>
-    </w:p>
-    <w:p>
-      <w:pPr>
-        <w:pStyle w:val="Textoindependiente"/>
-      </w:pPr>
-      <w:r>
+      <w:r>
+        <w:rPr>
+          <w:color w:val="243B48"/>
+          <w:w w:val="110"/>
+        </w:rPr>
         <w:t xml:space="preserve">Open MPI. Documentación de MPI_Bcast y </w:t>
       </w:r>
       <w:proofErr w:type="spellStart"/>
       <w:r>
+        <w:rPr>
+          <w:color w:val="243B48"/>
+          <w:w w:val="110"/>
+        </w:rPr>
         <w:t>MPI_Wtime</w:t>
       </w:r>
       <w:proofErr w:type="spellEnd"/>
       <w:r>
+        <w:rPr>
+          <w:color w:val="243B48"/>
+          <w:w w:val="110"/>
+        </w:rPr>
         <w:t xml:space="preserve">. </w:t>
       </w:r>
       <w:hyperlink r:id="rId41" w:history="1">
         <w:r>
           <w:rPr>
             <w:rStyle w:val="Hipervnculo"/>
+            <w:w w:val="110"/>
           </w:rPr>
           <w:t>https://docs.open-mpi.org/</w:t>
         </w:r>
@@ -50077,24 +51312,36 @@
     <w:p>
       <w:pPr>
         <w:pStyle w:val="Textoindependiente"/>
-      </w:pPr>
-    </w:p>
-    <w:p>
-      <w:pPr>
-        <w:pStyle w:val="Textoindependiente"/>
+        <w:spacing w:before="159" w:line="307" w:lineRule="auto"/>
+        <w:ind w:left="47"/>
+        <w:rPr>
+          <w:color w:val="243B48"/>
+          <w:w w:val="110"/>
+          <w:lang w:val="en-US"/>
+        </w:rPr>
       </w:pPr>
       <w:proofErr w:type="spellStart"/>
       <w:r>
+        <w:rPr>
+          <w:color w:val="243B48"/>
+          <w:w w:val="110"/>
+        </w:rPr>
         <w:t>OpenBLAS</w:t>
       </w:r>
       <w:proofErr w:type="spellEnd"/>
       <w:r>
+        <w:rPr>
+          <w:color w:val="243B48"/>
+          <w:w w:val="110"/>
+        </w:rPr>
         <w:t xml:space="preserve"> Project. Documentación del proyecto y configuración de hilos. </w:t>
       </w:r>
       <w:hyperlink r:id="rId42" w:history="1">
         <w:r>
           <w:rPr>
             <w:rStyle w:val="Hipervnculo"/>
+            <w:w w:val="110"/>
+            <w:lang w:val="en-US"/>
           </w:rPr>
           <w:t>https://www.openblas.net/</w:t>
         </w:r>
@@ -50103,31 +51350,35 @@
     <w:p>
       <w:pPr>
         <w:pStyle w:val="Textoindependiente"/>
+        <w:spacing w:before="159" w:line="307" w:lineRule="auto"/>
+        <w:ind w:left="47"/>
+        <w:rPr>
+          <w:color w:val="243B48"/>
+          <w:w w:val="110"/>
+        </w:rPr>
       </w:pPr>
-    </w:p>
-    <w:p>
-      <w:pPr>
-        <w:pStyle w:val="Textoindependiente"/>
-        <w:rPr>
+      <w:r>
+        <w:rPr>
+          <w:color w:val="243B48"/>
+          <w:w w:val="110"/>
           <w:lang w:val="en-US"/>
         </w:rPr>
-      </w:pPr>
-      <w:r>
-        <w:rPr>
+        <w:t xml:space="preserve">OpenMP Architecture Review Board. </w:t>
+      </w:r>
+      <w:proofErr w:type="spellStart"/>
+      <w:r>
+        <w:rPr>
+          <w:color w:val="243B48"/>
+          <w:w w:val="110"/>
           <w:lang w:val="en-US"/>
         </w:rPr>
-        <w:t xml:space="preserve">OpenMP Architecture Review Board. </w:t>
-      </w:r>
-      <w:proofErr w:type="spellStart"/>
-      <w:r>
-        <w:rPr>
-          <w:lang w:val="en-US"/>
-        </w:rPr>
         <w:t>Especificaciones</w:t>
       </w:r>
       <w:proofErr w:type="spellEnd"/>
       <w:r>
         <w:rPr>
+          <w:color w:val="243B48"/>
+          <w:w w:val="110"/>
           <w:lang w:val="en-US"/>
         </w:rPr>
         <w:t xml:space="preserve"> de OpenMP. </w:t>
@@ -50136,7 +51387,7 @@
         <w:r>
           <w:rPr>
             <w:rStyle w:val="Hipervnculo"/>
-            <w:lang w:val="en-US"/>
+            <w:w w:val="110"/>
           </w:rPr>
           <w:t>https://www.openmp.org/specifications/</w:t>
         </w:r>
@@ -50145,11 +51396,48 @@
     <w:p>
       <w:pPr>
         <w:pStyle w:val="Textoindependiente"/>
-        <w:rPr>
-          <w:lang w:val="en-US"/>
-        </w:rPr>
+        <w:spacing w:before="158" w:line="307" w:lineRule="auto"/>
+        <w:ind w:left="47" w:right="234"/>
+        <w:rPr>
+          <w:color w:val="243B48"/>
+          <w:w w:val="110"/>
+        </w:rPr>
+        <w:sectPr>
+          <w:pgSz w:w="11910" w:h="16840"/>
+          <w:pgMar w:top="960" w:right="992" w:bottom="620" w:left="992" w:header="130" w:footer="390" w:gutter="0"/>
+          <w:cols w:space="720"/>
+        </w:sectPr>
       </w:pPr>
     </w:p>
+    <w:p>
+      <w:pPr>
+        <w:pStyle w:val="Textoindependiente"/>
+        <w:spacing w:before="159" w:line="307" w:lineRule="auto"/>
+        <w:ind w:left="47"/>
+        <w:sectPr>
+          <w:pgSz w:w="11910" w:h="16840"/>
+          <w:pgMar w:top="960" w:right="992" w:bottom="620" w:left="992" w:header="130" w:footer="390" w:gutter="0"/>
+          <w:cols w:space="720"/>
+        </w:sectPr>
+      </w:pPr>
+      <w:bookmarkStart w:id="36" w:name="20._Continuación_técnica_razonable"/>
+      <w:bookmarkStart w:id="37" w:name="21._Guía_de_lectura_de_la_entrega"/>
+      <w:bookmarkStart w:id="38" w:name="_bookmark17"/>
+      <w:bookmarkEnd w:id="36"/>
+      <w:bookmarkEnd w:id="37"/>
+      <w:bookmarkEnd w:id="38"/>
+    </w:p>
+    <w:p>
+      <w:pPr>
+        <w:pStyle w:val="Textoindependiente"/>
+        <w:spacing w:before="158" w:line="307" w:lineRule="auto"/>
+      </w:pPr>
+      <w:bookmarkStart w:id="39" w:name="Anexo_A._Reconstrucción_histórica_y_proc"/>
+      <w:bookmarkStart w:id="40" w:name="_bookmark18"/>
+      <w:bookmarkEnd w:id="39"/>
+      <w:bookmarkEnd w:id="40"/>
+    </w:p>
+    <w:p/>
     <w:sectPr>
       <w:pgSz w:w="11910" w:h="16840"/>
       <w:pgMar w:top="960" w:right="992" w:bottom="620" w:left="992" w:header="130" w:footer="390" w:gutter="0"/>
@@ -50196,7 +51484,7 @@
       <mc:AlternateContent>
         <mc:Choice Requires="wps">
           <w:drawing>
-            <wp:anchor distT="0" distB="0" distL="0" distR="0" simplePos="0" relativeHeight="486469632" behindDoc="1" locked="0" layoutInCell="1" allowOverlap="1" wp14:anchorId="71BF3AD5" wp14:editId="5040FC58">
+            <wp:anchor distT="0" distB="0" distL="0" distR="0" simplePos="0" relativeHeight="486469632" behindDoc="1" locked="0" layoutInCell="1" allowOverlap="1" wp14:anchorId="452EADFF" wp14:editId="2AD5F910">
               <wp:simplePos x="0" y="0"/>
               <wp:positionH relativeFrom="page">
                 <wp:posOffset>647700</wp:posOffset>
@@ -50378,7 +51666,7 @@
         </mc:Choice>
         <mc:Fallback>
           <w:pict>
-            <v:shapetype w14:anchorId="71BF3AD5" id="_x0000_t202" coordsize="21600,21600" o:spt="202" path="m,l,21600r21600,l21600,xe">
+            <v:shapetype w14:anchorId="452EADFF" id="_x0000_t202" coordsize="21600,21600" o:spt="202" path="m,l,21600r21600,l21600,xe">
               <v:stroke joinstyle="miter"/>
               <v:path gradientshapeok="t" o:connecttype="rect"/>
             </v:shapetype>
@@ -50538,7 +51826,7 @@
       <mc:AlternateContent>
         <mc:Choice Requires="wps">
           <w:drawing>
-            <wp:anchor distT="0" distB="0" distL="0" distR="0" simplePos="0" relativeHeight="486470144" behindDoc="1" locked="0" layoutInCell="1" allowOverlap="1" wp14:anchorId="681D89F8" wp14:editId="5042CC4E">
+            <wp:anchor distT="0" distB="0" distL="0" distR="0" simplePos="0" relativeHeight="486470144" behindDoc="1" locked="0" layoutInCell="1" allowOverlap="1" wp14:anchorId="6DC0AF8E" wp14:editId="141BC523">
               <wp:simplePos x="0" y="0"/>
               <wp:positionH relativeFrom="page">
                 <wp:posOffset>6445482</wp:posOffset>
@@ -50654,7 +51942,7 @@
         </mc:Choice>
         <mc:Fallback>
           <w:pict>
-            <v:shape w14:anchorId="681D89F8" id="Textbox 4" o:spid="_x0000_s1047" type="#_x0000_t202" style="position:absolute;margin-left:507.5pt;margin-top:809.4pt;width:45.8pt;height:10.15pt;z-index:-16846336;visibility:visible;mso-wrap-style:square;mso-wrap-distance-left:0;mso-wrap-distance-top:0;mso-wrap-distance-right:0;mso-wrap-distance-bottom:0;mso-position-horizontal:absolute;mso-position-horizontal-relative:page;mso-position-vertical:absolute;mso-position-vertical-relative:page;v-text-anchor:top" o:gfxdata="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" filled="f" stroked="f">
+            <v:shape w14:anchorId="6DC0AF8E" id="Textbox 4" o:spid="_x0000_s1047" type="#_x0000_t202" style="position:absolute;margin-left:507.5pt;margin-top:809.4pt;width:45.8pt;height:10.15pt;z-index:-16846336;visibility:visible;mso-wrap-style:square;mso-wrap-distance-left:0;mso-wrap-distance-top:0;mso-wrap-distance-right:0;mso-wrap-distance-bottom:0;mso-position-horizontal:absolute;mso-position-horizontal-relative:page;mso-position-vertical:absolute;mso-position-vertical-relative:page;v-text-anchor:top" o:gfxdata="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" filled="f" stroked="f">
               <v:textbox inset="0,0,0,0">
                 <w:txbxContent>
                   <w:p>
@@ -50777,7 +52065,7 @@
       <mc:AlternateContent>
         <mc:Choice Requires="wps">
           <w:drawing>
-            <wp:anchor distT="0" distB="0" distL="0" distR="0" simplePos="0" relativeHeight="486468608" behindDoc="1" locked="0" layoutInCell="1" allowOverlap="1" wp14:anchorId="14BB511E" wp14:editId="7123B207">
+            <wp:anchor distT="0" distB="0" distL="0" distR="0" simplePos="0" relativeHeight="486468608" behindDoc="1" locked="0" layoutInCell="1" allowOverlap="1" wp14:anchorId="211E555E" wp14:editId="23BDCD18">
               <wp:simplePos x="0" y="0"/>
               <wp:positionH relativeFrom="page">
                 <wp:posOffset>660400</wp:posOffset>
@@ -50841,7 +52129,7 @@
         </mc:Choice>
         <mc:Fallback>
           <w:pict>
-            <v:shape w14:anchorId="5F7C0E29" id="Graphic 1" o:spid="_x0000_s1026" style="position:absolute;margin-left:52pt;margin-top:33pt;width:491.3pt;height:.1pt;z-index:-16847872;visibility:visible;mso-wrap-style:square;mso-wrap-distance-left:0;mso-wrap-distance-top:0;mso-wrap-distance-right:0;mso-wrap-distance-bottom:0;mso-position-horizontal:absolute;mso-position-horizontal-relative:page;mso-position-vertical:absolute;mso-position-vertical-relative:page;v-text-anchor:top" coordsize="6239510,1270" o:gfxdata="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" path="m,l6239200,e" filled="f" strokecolor="#188579" strokeweight="1pt">
+            <v:shape w14:anchorId="7B341FD3" id="Graphic 1" o:spid="_x0000_s1026" style="position:absolute;margin-left:52pt;margin-top:33pt;width:491.3pt;height:.1pt;z-index:-16847872;visibility:visible;mso-wrap-style:square;mso-wrap-distance-left:0;mso-wrap-distance-top:0;mso-wrap-distance-right:0;mso-wrap-distance-bottom:0;mso-position-horizontal:absolute;mso-position-horizontal-relative:page;mso-position-vertical:absolute;mso-position-vertical-relative:page;v-text-anchor:top" coordsize="6239510,1270" o:gfxdata="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" path="m,l6239200,e" filled="f" strokecolor="#188579" strokeweight="1pt">
               <v:path arrowok="t"/>
               <w10:wrap anchorx="page" anchory="page"/>
             </v:shape>
@@ -50857,7 +52145,7 @@
       <mc:AlternateContent>
         <mc:Choice Requires="wps">
           <w:drawing>
-            <wp:anchor distT="0" distB="0" distL="0" distR="0" simplePos="0" relativeHeight="486469120" behindDoc="1" locked="0" layoutInCell="1" allowOverlap="1" wp14:anchorId="0171B759" wp14:editId="02938E1A">
+            <wp:anchor distT="0" distB="0" distL="0" distR="0" simplePos="0" relativeHeight="486469120" behindDoc="1" locked="0" layoutInCell="1" allowOverlap="1" wp14:anchorId="4371D24F" wp14:editId="009DEA35">
               <wp:simplePos x="0" y="0"/>
               <wp:positionH relativeFrom="page">
                 <wp:posOffset>647700</wp:posOffset>
@@ -51021,7 +52309,7 @@
         </mc:Choice>
         <mc:Fallback>
           <w:pict>
-            <v:shapetype w14:anchorId="0171B759" id="_x0000_t202" coordsize="21600,21600" o:spt="202" path="m,l,21600r21600,l21600,xe">
+            <v:shapetype w14:anchorId="4371D24F" id="_x0000_t202" coordsize="21600,21600" o:spt="202" path="m,l,21600r21600,l21600,xe">
               <v:stroke joinstyle="miter"/>
               <v:path gradientshapeok="t" o:connecttype="rect"/>
             </v:shapetype>
@@ -51172,7 +52460,6 @@
       <w:lvlJc w:val="left"/>
       <w:pPr>
         <w:ind w:left="532" w:hanging="485"/>
-        <w:jc w:val="left"/>
       </w:pPr>
       <w:rPr>
         <w:rFonts w:ascii="Trebuchet MS" w:eastAsia="Trebuchet MS" w:hAnsi="Trebuchet MS" w:cs="Trebuchet MS" w:hint="default"/>
@@ -51195,7 +52482,6 @@
       <w:lvlJc w:val="left"/>
       <w:pPr>
         <w:ind w:left="622" w:hanging="575"/>
-        <w:jc w:val="left"/>
       </w:pPr>
       <w:rPr>
         <w:rFonts w:ascii="Trebuchet MS" w:eastAsia="Trebuchet MS" w:hAnsi="Trebuchet MS" w:cs="Trebuchet MS" w:hint="default"/>
@@ -51307,7 +52593,6 @@
       <w:lvlJc w:val="left"/>
       <w:pPr>
         <w:ind w:left="279" w:hanging="232"/>
-        <w:jc w:val="left"/>
       </w:pPr>
       <w:rPr>
         <w:rFonts w:ascii="Trebuchet MS" w:eastAsia="Trebuchet MS" w:hAnsi="Trebuchet MS" w:cs="Trebuchet MS" w:hint="default"/>
@@ -51990,7 +53275,7 @@
     <w:basedOn w:val="Fuentedeprrafopredeter"/>
     <w:uiPriority w:val="99"/>
     <w:unhideWhenUsed/>
-    <w:rsid w:val="00FB5E63"/>
+    <w:rsid w:val="008C4A57"/>
     <w:rPr>
       <w:color w:val="0000FF" w:themeColor="hyperlink"/>
       <w:u w:val="single"/>
@@ -52002,7 +53287,7 @@
     <w:uiPriority w:val="99"/>
     <w:semiHidden/>
     <w:unhideWhenUsed/>
-    <w:rsid w:val="00FB5E63"/>
+    <w:rsid w:val="008C4A57"/>
     <w:rPr>
       <w:color w:val="605E5C"/>
       <w:shd w:val="clear" w:color="auto" w:fill="E1DFDD"/>
